--- a/Тестування.docx
+++ b/Тестування.docx
@@ -1,6 +1,6 @@
 
 <file path=word/document.xml><?xml version="1.0" encoding="utf-8"?>
-<w:document xmlns:wpc="http://schemas.microsoft.com/office/word/2010/wordprocessingCanvas" xmlns:cx="http://schemas.microsoft.com/office/drawing/2014/chartex" xmlns:cx1="http://schemas.microsoft.com/office/drawing/2015/9/8/chartex" xmlns:cx2="http://schemas.microsoft.com/office/drawing/2015/10/21/chartex" xmlns:cx3="http://schemas.microsoft.com/office/drawing/2016/5/9/chartex" xmlns:cx4="http://schemas.microsoft.com/office/drawing/2016/5/10/chartex" xmlns:cx5="http://schemas.microsoft.com/office/drawing/2016/5/11/chartex" xmlns:cx6="http://schemas.microsoft.com/office/drawing/2016/5/12/chartex" xmlns:cx7="http://schemas.microsoft.com/office/drawing/2016/5/13/chartex" xmlns:cx8="http://schemas.microsoft.com/office/drawing/2016/5/14/chartex" xmlns:mc="http://schemas.openxmlformats.org/markup-compatibility/2006" xmlns:aink="http://schemas.microsoft.com/office/drawing/2016/ink" xmlns:am3d="http://schemas.microsoft.com/office/drawing/2017/model3d" xmlns:o="urn:schemas-microsoft-com:office:office" xmlns:oel="http://schemas.microsoft.com/office/2019/extlst" xmlns:r="http://schemas.openxmlformats.org/officeDocument/2006/relationships" xmlns:m="http://schemas.openxmlformats.org/officeDocument/2006/math" xmlns:v="urn:schemas-microsoft-com:vml" xmlns:wp14="http://schemas.microsoft.com/office/word/2010/wordprocessingDrawing" xmlns:wp="http://schemas.openxmlformats.org/drawingml/2006/wordprocessingDrawing" xmlns:w10="urn:schemas-microsoft-com:office:word" xmlns:w="http://schemas.openxmlformats.org/wordprocessingml/2006/main" xmlns:w14="http://schemas.microsoft.com/office/word/2010/wordml" xmlns:w15="http://schemas.microsoft.com/office/word/2012/wordml" xmlns:w16cex="http://schemas.microsoft.com/office/word/2018/wordml/cex" xmlns:w16cid="http://schemas.microsoft.com/office/word/2016/wordml/cid" xmlns:w16="http://schemas.microsoft.com/office/word/2018/wordml" xmlns:w16sdtdh="http://schemas.microsoft.com/office/word/2020/wordml/sdtdatahash" xmlns:w16se="http://schemas.microsoft.com/office/word/2015/wordml/symex" xmlns:wpg="http://schemas.microsoft.com/office/word/2010/wordprocessingGroup" xmlns:wpi="http://schemas.microsoft.com/office/word/2010/wordprocessingInk" xmlns:wne="http://schemas.microsoft.com/office/word/2006/wordml" xmlns:wps="http://schemas.microsoft.com/office/word/2010/wordprocessingShape" mc:Ignorable="w14 w15 w16se w16cid w16 w16cex w16sdtdh wp14">
+<w:document xmlns:wpc="http://schemas.microsoft.com/office/word/2010/wordprocessingCanvas" xmlns:cx="http://schemas.microsoft.com/office/drawing/2014/chartex" xmlns:cx1="http://schemas.microsoft.com/office/drawing/2015/9/8/chartex" xmlns:cx2="http://schemas.microsoft.com/office/drawing/2015/10/21/chartex" xmlns:cx3="http://schemas.microsoft.com/office/drawing/2016/5/9/chartex" xmlns:cx4="http://schemas.microsoft.com/office/drawing/2016/5/10/chartex" xmlns:cx5="http://schemas.microsoft.com/office/drawing/2016/5/11/chartex" xmlns:cx6="http://schemas.microsoft.com/office/drawing/2016/5/12/chartex" xmlns:cx7="http://schemas.microsoft.com/office/drawing/2016/5/13/chartex" xmlns:cx8="http://schemas.microsoft.com/office/drawing/2016/5/14/chartex" xmlns:mc="http://schemas.openxmlformats.org/markup-compatibility/2006" xmlns:aink="http://schemas.microsoft.com/office/drawing/2016/ink" xmlns:am3d="http://schemas.microsoft.com/office/drawing/2017/model3d" xmlns:o="urn:schemas-microsoft-com:office:office" xmlns:oel="http://schemas.microsoft.com/office/2019/extlst" xmlns:r="http://schemas.openxmlformats.org/officeDocument/2006/relationships" xmlns:m="http://schemas.openxmlformats.org/officeDocument/2006/math" xmlns:v="urn:schemas-microsoft-com:vml" xmlns:wp14="http://schemas.microsoft.com/office/word/2010/wordprocessingDrawing" xmlns:wp="http://schemas.openxmlformats.org/drawingml/2006/wordprocessingDrawing" xmlns:w10="urn:schemas-microsoft-com:office:word" xmlns:w="http://schemas.openxmlformats.org/wordprocessingml/2006/main" xmlns:w14="http://schemas.microsoft.com/office/word/2010/wordml" xmlns:w15="http://schemas.microsoft.com/office/word/2012/wordml" xmlns:w16cex="http://schemas.microsoft.com/office/word/2018/wordml/cex" xmlns:w16cid="http://schemas.microsoft.com/office/word/2016/wordml/cid" xmlns:w16="http://schemas.microsoft.com/office/word/2018/wordml" xmlns:w16du="http://schemas.microsoft.com/office/word/2023/wordml/word16du" xmlns:w16sdtdh="http://schemas.microsoft.com/office/word/2020/wordml/sdtdatahash" xmlns:w16sdtfl="http://schemas.microsoft.com/office/word/2024/wordml/sdtformatlock" xmlns:w16se="http://schemas.microsoft.com/office/word/2015/wordml/symex" xmlns:wpg="http://schemas.microsoft.com/office/word/2010/wordprocessingGroup" xmlns:wpi="http://schemas.microsoft.com/office/word/2010/wordprocessingInk" xmlns:wne="http://schemas.microsoft.com/office/word/2006/wordml" xmlns:wps="http://schemas.microsoft.com/office/word/2010/wordprocessingShape" mc:Ignorable="w14 w15 w16se w16cid w16 w16cex w16sdtdh w16sdtfl w16du wp14">
   <w:body>
     <w:p>
       <w:pPr>
@@ -38,16 +38,7 @@
           <w:szCs w:val="28"/>
           <w:lang w:val="uk-UA" w:eastAsia="ru-RU"/>
         </w:rPr>
-        <w:t xml:space="preserve">1 </w:t>
-      </w:r>
-      <w:r>
-        <w:rPr>
-          <w:rFonts w:ascii="Times New Roman" w:eastAsia="Times New Roman" w:hAnsi="Times New Roman" w:cs="Times New Roman"/>
-          <w:sz w:val="28"/>
-          <w:szCs w:val="28"/>
-          <w:lang w:val="uk-UA" w:eastAsia="ru-RU"/>
-        </w:rPr>
-        <w:t>ТЕСТУВАННЯ</w:t>
+        <w:t>1 ТЕСТУВАННЯ</w:t>
       </w:r>
     </w:p>
     <w:p>
@@ -117,7 +108,6 @@
         <w:tab/>
         <w:t xml:space="preserve">1.1 Тестування модуля </w:t>
       </w:r>
-      <w:proofErr w:type="spellStart"/>
       <w:r>
         <w:rPr>
           <w:rFonts w:ascii="Times New Roman" w:eastAsia="Times New Roman" w:hAnsi="Times New Roman" w:cs="Times New Roman"/>
@@ -125,17 +115,7 @@
           <w:szCs w:val="28"/>
           <w:lang w:val="en-US" w:eastAsia="ru-RU"/>
         </w:rPr>
-        <w:t>hfd</w:t>
-      </w:r>
-      <w:proofErr w:type="spellEnd"/>
-      <w:r>
-        <w:rPr>
-          <w:rFonts w:ascii="Times New Roman" w:eastAsia="Times New Roman" w:hAnsi="Times New Roman" w:cs="Times New Roman"/>
-          <w:sz w:val="28"/>
-          <w:szCs w:val="28"/>
-          <w:lang w:val="en-US" w:eastAsia="ru-RU"/>
-        </w:rPr>
-        <w:t>.</w:t>
+        <w:t>hfd.</w:t>
       </w:r>
     </w:p>
     <w:p>
@@ -204,6 +184,16 @@
           <w:lang w:val="en-US" w:eastAsia="ru-RU"/>
         </w:rPr>
         <w:tab/>
+        <w:t xml:space="preserve">1.1.1 </w:t>
+      </w:r>
+      <w:r>
+        <w:rPr>
+          <w:rFonts w:ascii="Times New Roman" w:eastAsia="Times New Roman" w:hAnsi="Times New Roman" w:cs="Times New Roman"/>
+          <w:sz w:val="28"/>
+          <w:szCs w:val="28"/>
+          <w:lang w:val="uk-UA" w:eastAsia="ru-RU"/>
+        </w:rPr>
+        <w:t xml:space="preserve">Метод </w:t>
       </w:r>
       <w:r>
         <w:rPr>
@@ -212,127 +202,79 @@
           <w:szCs w:val="28"/>
           <w:lang w:val="en-US" w:eastAsia="ru-RU"/>
         </w:rPr>
-        <w:t xml:space="preserve">1.1.1 </w:t>
-      </w:r>
-      <w:r>
-        <w:rPr>
-          <w:rFonts w:ascii="Times New Roman" w:eastAsia="Times New Roman" w:hAnsi="Times New Roman" w:cs="Times New Roman"/>
+        <w:t>curve_length</w:t>
+      </w:r>
+    </w:p>
+    <w:p>
+      <w:pPr>
+        <w:rPr>
+          <w:rFonts w:ascii="Times New Roman" w:hAnsi="Times New Roman" w:cs="Times New Roman"/>
+          <w:lang w:val="en-US"/>
+        </w:rPr>
+      </w:pPr>
+    </w:p>
+    <w:p>
+      <w:pPr>
+        <w:ind w:firstLine="708"/>
+        <w:rPr>
+          <w:rFonts w:ascii="Times New Roman" w:hAnsi="Times New Roman" w:cs="Times New Roman"/>
           <w:sz w:val="28"/>
           <w:szCs w:val="28"/>
-          <w:lang w:val="uk-UA" w:eastAsia="ru-RU"/>
-        </w:rPr>
-        <w:t xml:space="preserve">Метод </w:t>
-      </w:r>
-      <w:proofErr w:type="spellStart"/>
-      <w:r>
-        <w:rPr>
-          <w:rFonts w:ascii="Times New Roman" w:eastAsia="Times New Roman" w:hAnsi="Times New Roman" w:cs="Times New Roman"/>
+        </w:rPr>
+      </w:pPr>
+      <w:r>
+        <w:rPr>
+          <w:rFonts w:ascii="Times New Roman" w:hAnsi="Times New Roman" w:cs="Times New Roman"/>
           <w:sz w:val="28"/>
           <w:szCs w:val="28"/>
-          <w:lang w:val="en-US" w:eastAsia="ru-RU"/>
-        </w:rPr>
-        <w:t>curve_length</w:t>
-      </w:r>
-      <w:proofErr w:type="spellEnd"/>
-    </w:p>
-    <w:p>
-      <w:pPr>
-        <w:rPr>
-          <w:lang w:val="en-US"/>
-        </w:rPr>
-      </w:pPr>
-    </w:p>
-    <w:p>
-      <w:pPr>
-        <w:ind w:firstLine="708"/>
+        </w:rPr>
+        <w:t xml:space="preserve">Метод </w:t>
+      </w:r>
+      <w:proofErr w:type="gramStart"/>
+      <w:r>
         <w:rPr>
           <w:rFonts w:ascii="Times New Roman" w:hAnsi="Times New Roman" w:cs="Times New Roman"/>
           <w:sz w:val="28"/>
           <w:szCs w:val="28"/>
         </w:rPr>
-      </w:pPr>
+        <w:t>по видимому</w:t>
+      </w:r>
+      <w:proofErr w:type="gramEnd"/>
       <w:r>
         <w:rPr>
           <w:rFonts w:ascii="Times New Roman" w:hAnsi="Times New Roman" w:cs="Times New Roman"/>
           <w:sz w:val="28"/>
           <w:szCs w:val="28"/>
         </w:rPr>
-        <w:t xml:space="preserve">Метод </w:t>
-      </w:r>
-      <w:proofErr w:type="gramStart"/>
-      <w:r>
+        <w:t xml:space="preserve"> справний. </w:t>
+      </w:r>
+    </w:p>
+    <w:p>
+      <w:pPr>
+        <w:ind w:firstLine="709"/>
         <w:rPr>
           <w:rFonts w:ascii="Times New Roman" w:hAnsi="Times New Roman" w:cs="Times New Roman"/>
           <w:sz w:val="28"/>
           <w:szCs w:val="28"/>
-        </w:rPr>
-        <w:t>по видимому</w:t>
-      </w:r>
-      <w:proofErr w:type="gramEnd"/>
+          <w:lang w:val="uk-UA"/>
+        </w:rPr>
+      </w:pPr>
       <w:r>
         <w:rPr>
           <w:rFonts w:ascii="Times New Roman" w:hAnsi="Times New Roman" w:cs="Times New Roman"/>
           <w:sz w:val="28"/>
           <w:szCs w:val="28"/>
         </w:rPr>
-        <w:t xml:space="preserve"> </w:t>
-      </w:r>
-      <w:proofErr w:type="spellStart"/>
+        <w:t>Необх</w:t>
+      </w:r>
       <w:r>
         <w:rPr>
           <w:rFonts w:ascii="Times New Roman" w:hAnsi="Times New Roman" w:cs="Times New Roman"/>
           <w:sz w:val="28"/>
           <w:szCs w:val="28"/>
-        </w:rPr>
-        <w:t>справний</w:t>
-      </w:r>
-      <w:proofErr w:type="spellEnd"/>
-      <w:r>
-        <w:rPr>
-          <w:rFonts w:ascii="Times New Roman" w:hAnsi="Times New Roman" w:cs="Times New Roman"/>
-          <w:sz w:val="28"/>
-          <w:szCs w:val="28"/>
-        </w:rPr>
-        <w:t xml:space="preserve">. </w:t>
-      </w:r>
-    </w:p>
-    <w:p>
-      <w:pPr>
-        <w:ind w:firstLine="709"/>
-        <w:rPr>
-          <w:rFonts w:ascii="Times New Roman" w:hAnsi="Times New Roman" w:cs="Times New Roman"/>
-          <w:sz w:val="28"/>
-          <w:szCs w:val="28"/>
-          <w:lang w:val="uk-UA"/>
-        </w:rPr>
-      </w:pPr>
-      <w:proofErr w:type="spellStart"/>
-      <w:r>
-        <w:rPr>
-          <w:rFonts w:ascii="Times New Roman" w:hAnsi="Times New Roman" w:cs="Times New Roman"/>
-          <w:sz w:val="28"/>
-          <w:szCs w:val="28"/>
-        </w:rPr>
-        <w:t>Необх</w:t>
-      </w:r>
-      <w:r>
-        <w:rPr>
-          <w:rFonts w:ascii="Times New Roman" w:hAnsi="Times New Roman" w:cs="Times New Roman"/>
-          <w:sz w:val="28"/>
-          <w:szCs w:val="28"/>
-          <w:lang w:val="uk-UA"/>
-        </w:rPr>
-        <w:t>ідний</w:t>
-      </w:r>
-      <w:proofErr w:type="spellEnd"/>
-      <w:r>
-        <w:rPr>
-          <w:rFonts w:ascii="Times New Roman" w:hAnsi="Times New Roman" w:cs="Times New Roman"/>
-          <w:sz w:val="28"/>
-          <w:szCs w:val="28"/>
-          <w:lang w:val="uk-UA"/>
-        </w:rPr>
-        <w:t xml:space="preserve"> набір тестових вхідних та вихідних даних</w:t>
+          <w:lang w:val="uk-UA"/>
+        </w:rPr>
+        <w:t>ідний набір тестових вхідних та вихідних даних</w:t>
       </w:r>
       <w:r>
         <w:rPr>
@@ -388,48 +330,26 @@
         <w:spacing w:after="0" w:line="240" w:lineRule="auto"/>
         <w:ind w:left="708"/>
         <w:rPr>
-          <w:rFonts w:ascii="Courier New" w:eastAsia="Times New Roman" w:hAnsi="Courier New" w:cs="Courier New"/>
-          <w:color w:val="A9B7C6"/>
-          <w:sz w:val="20"/>
-          <w:szCs w:val="20"/>
-          <w:lang w:val="uk-UA" w:eastAsia="uk-UA"/>
-        </w:rPr>
-      </w:pPr>
-      <w:r>
-        <w:rPr>
-          <w:rFonts w:ascii="Courier New" w:eastAsia="Times New Roman" w:hAnsi="Courier New" w:cs="Courier New"/>
-          <w:color w:val="A9B7C6"/>
-          <w:sz w:val="20"/>
-          <w:szCs w:val="20"/>
-          <w:lang w:val="uk-UA" w:eastAsia="uk-UA"/>
-        </w:rPr>
-        <w:t xml:space="preserve">X = </w:t>
-      </w:r>
-      <w:proofErr w:type="spellStart"/>
-      <w:r>
-        <w:rPr>
-          <w:rFonts w:ascii="Courier New" w:eastAsia="Times New Roman" w:hAnsi="Courier New" w:cs="Courier New"/>
-          <w:color w:val="A9B7C6"/>
-          <w:sz w:val="20"/>
-          <w:szCs w:val="20"/>
-          <w:lang w:val="uk-UA" w:eastAsia="uk-UA"/>
-        </w:rPr>
-        <w:t>np.require</w:t>
-      </w:r>
-      <w:proofErr w:type="spellEnd"/>
-      <w:r>
-        <w:rPr>
-          <w:rFonts w:ascii="Courier New" w:eastAsia="Times New Roman" w:hAnsi="Courier New" w:cs="Courier New"/>
-          <w:color w:val="A9B7C6"/>
-          <w:sz w:val="20"/>
-          <w:szCs w:val="20"/>
-          <w:lang w:val="uk-UA" w:eastAsia="uk-UA"/>
-        </w:rPr>
-        <w:t>(X</w:t>
-      </w:r>
-      <w:r>
-        <w:rPr>
-          <w:rFonts w:ascii="Courier New" w:eastAsia="Times New Roman" w:hAnsi="Courier New" w:cs="Courier New"/>
+          <w:rFonts w:ascii="Times New Roman" w:eastAsia="Times New Roman" w:hAnsi="Times New Roman" w:cs="Times New Roman"/>
+          <w:color w:val="A9B7C6"/>
+          <w:sz w:val="20"/>
+          <w:szCs w:val="20"/>
+          <w:lang w:val="uk-UA" w:eastAsia="uk-UA"/>
+        </w:rPr>
+      </w:pPr>
+      <w:r>
+        <w:rPr>
+          <w:rFonts w:ascii="Times New Roman" w:eastAsia="Times New Roman" w:hAnsi="Times New Roman" w:cs="Times New Roman"/>
+          <w:color w:val="A9B7C6"/>
+          <w:sz w:val="20"/>
+          <w:szCs w:val="20"/>
+          <w:lang w:val="uk-UA" w:eastAsia="uk-UA"/>
+        </w:rPr>
+        <w:t>X = np.require(X</w:t>
+      </w:r>
+      <w:r>
+        <w:rPr>
+          <w:rFonts w:ascii="Times New Roman" w:eastAsia="Times New Roman" w:hAnsi="Times New Roman" w:cs="Times New Roman"/>
           <w:color w:val="CC7832"/>
           <w:sz w:val="20"/>
           <w:szCs w:val="20"/>
@@ -437,10 +357,9 @@
         </w:rPr>
         <w:t xml:space="preserve">, </w:t>
       </w:r>
-      <w:proofErr w:type="spellStart"/>
-      <w:r>
-        <w:rPr>
-          <w:rFonts w:ascii="Courier New" w:eastAsia="Times New Roman" w:hAnsi="Courier New" w:cs="Courier New"/>
+      <w:r>
+        <w:rPr>
+          <w:rFonts w:ascii="Times New Roman" w:eastAsia="Times New Roman" w:hAnsi="Times New Roman" w:cs="Times New Roman"/>
           <w:color w:val="A9B7C6"/>
           <w:sz w:val="20"/>
           <w:szCs w:val="20"/>
@@ -448,10 +367,9 @@
         </w:rPr>
         <w:t>float</w:t>
       </w:r>
-      <w:proofErr w:type="spellEnd"/>
-      <w:r>
-        <w:rPr>
-          <w:rFonts w:ascii="Courier New" w:eastAsia="Times New Roman" w:hAnsi="Courier New" w:cs="Courier New"/>
+      <w:r>
+        <w:rPr>
+          <w:rFonts w:ascii="Times New Roman" w:eastAsia="Times New Roman" w:hAnsi="Times New Roman" w:cs="Times New Roman"/>
           <w:color w:val="CC7832"/>
           <w:sz w:val="20"/>
           <w:szCs w:val="20"/>
@@ -461,7 +379,7 @@
       </w:r>
       <w:r>
         <w:rPr>
-          <w:rFonts w:ascii="Courier New" w:eastAsia="Times New Roman" w:hAnsi="Courier New" w:cs="Courier New"/>
+          <w:rFonts w:ascii="Times New Roman" w:eastAsia="Times New Roman" w:hAnsi="Times New Roman" w:cs="Times New Roman"/>
           <w:color w:val="A9B7C6"/>
           <w:sz w:val="20"/>
           <w:szCs w:val="20"/>
@@ -471,7 +389,7 @@
       </w:r>
       <w:r>
         <w:rPr>
-          <w:rFonts w:ascii="Courier New" w:eastAsia="Times New Roman" w:hAnsi="Courier New" w:cs="Courier New"/>
+          <w:rFonts w:ascii="Times New Roman" w:eastAsia="Times New Roman" w:hAnsi="Times New Roman" w:cs="Times New Roman"/>
           <w:color w:val="6A8759"/>
           <w:sz w:val="20"/>
           <w:szCs w:val="20"/>
@@ -481,7 +399,7 @@
       </w:r>
       <w:r>
         <w:rPr>
-          <w:rFonts w:ascii="Courier New" w:eastAsia="Times New Roman" w:hAnsi="Courier New" w:cs="Courier New"/>
+          <w:rFonts w:ascii="Times New Roman" w:eastAsia="Times New Roman" w:hAnsi="Times New Roman" w:cs="Times New Roman"/>
           <w:color w:val="CC7832"/>
           <w:sz w:val="20"/>
           <w:szCs w:val="20"/>
@@ -491,7 +409,7 @@
       </w:r>
       <w:r>
         <w:rPr>
-          <w:rFonts w:ascii="Courier New" w:eastAsia="Times New Roman" w:hAnsi="Courier New" w:cs="Courier New"/>
+          <w:rFonts w:ascii="Times New Roman" w:eastAsia="Times New Roman" w:hAnsi="Times New Roman" w:cs="Times New Roman"/>
           <w:color w:val="6A8759"/>
           <w:sz w:val="20"/>
           <w:szCs w:val="20"/>
@@ -501,7 +419,7 @@
       </w:r>
       <w:r>
         <w:rPr>
-          <w:rFonts w:ascii="Courier New" w:eastAsia="Times New Roman" w:hAnsi="Courier New" w:cs="Courier New"/>
+          <w:rFonts w:ascii="Times New Roman" w:eastAsia="Times New Roman" w:hAnsi="Times New Roman" w:cs="Times New Roman"/>
           <w:color w:val="A9B7C6"/>
           <w:sz w:val="20"/>
           <w:szCs w:val="20"/>
@@ -511,7 +429,7 @@
       </w:r>
       <w:r>
         <w:rPr>
-          <w:rFonts w:ascii="Courier New" w:eastAsia="Times New Roman" w:hAnsi="Courier New" w:cs="Courier New"/>
+          <w:rFonts w:ascii="Times New Roman" w:eastAsia="Times New Roman" w:hAnsi="Times New Roman" w:cs="Times New Roman"/>
           <w:color w:val="808080"/>
           <w:sz w:val="20"/>
           <w:szCs w:val="20"/>
@@ -521,7 +439,7 @@
       </w:r>
       <w:r>
         <w:rPr>
-          <w:rFonts w:ascii="Courier New" w:eastAsia="Times New Roman" w:hAnsi="Courier New" w:cs="Courier New"/>
+          <w:rFonts w:ascii="Times New Roman" w:eastAsia="Times New Roman" w:hAnsi="Times New Roman" w:cs="Times New Roman"/>
           <w:color w:val="808080"/>
           <w:sz w:val="20"/>
           <w:szCs w:val="20"/>
@@ -529,43 +447,49 @@
         </w:rPr>
         <w:br/>
       </w:r>
-      <w:proofErr w:type="spellStart"/>
-      <w:r>
-        <w:rPr>
-          <w:rFonts w:ascii="Courier New" w:eastAsia="Times New Roman" w:hAnsi="Courier New" w:cs="Courier New"/>
-          <w:color w:val="A9B7C6"/>
-          <w:sz w:val="20"/>
-          <w:szCs w:val="20"/>
-          <w:lang w:val="uk-UA" w:eastAsia="uk-UA"/>
-        </w:rPr>
-        <w:t>k_arr</w:t>
-      </w:r>
-      <w:proofErr w:type="spellEnd"/>
-      <w:r>
-        <w:rPr>
-          <w:rFonts w:ascii="Courier New" w:eastAsia="Times New Roman" w:hAnsi="Courier New" w:cs="Courier New"/>
-          <w:color w:val="A9B7C6"/>
-          <w:sz w:val="20"/>
-          <w:szCs w:val="20"/>
-          <w:lang w:val="uk-UA" w:eastAsia="uk-UA"/>
-        </w:rPr>
-        <w:t xml:space="preserve"> = </w:t>
-      </w:r>
-      <w:proofErr w:type="spellStart"/>
-      <w:r>
-        <w:rPr>
-          <w:rFonts w:ascii="Courier New" w:eastAsia="Times New Roman" w:hAnsi="Courier New" w:cs="Courier New"/>
-          <w:color w:val="A9B7C6"/>
-          <w:sz w:val="20"/>
-          <w:szCs w:val="20"/>
-          <w:lang w:val="uk-UA" w:eastAsia="uk-UA"/>
-        </w:rPr>
-        <w:t>np.require</w:t>
-      </w:r>
-      <w:proofErr w:type="spellEnd"/>
-      <w:r>
-        <w:rPr>
-          <w:rFonts w:ascii="Courier New" w:eastAsia="Times New Roman" w:hAnsi="Courier New" w:cs="Courier New"/>
+      <w:r>
+        <w:rPr>
+          <w:rFonts w:ascii="Times New Roman" w:eastAsia="Times New Roman" w:hAnsi="Times New Roman" w:cs="Times New Roman"/>
+          <w:color w:val="A9B7C6"/>
+          <w:sz w:val="20"/>
+          <w:szCs w:val="20"/>
+          <w:lang w:val="uk-UA" w:eastAsia="uk-UA"/>
+        </w:rPr>
+        <w:t>k_arr = np.require(k_arr</w:t>
+      </w:r>
+      <w:r>
+        <w:rPr>
+          <w:rFonts w:ascii="Times New Roman" w:eastAsia="Times New Roman" w:hAnsi="Times New Roman" w:cs="Times New Roman"/>
+          <w:color w:val="CC7832"/>
+          <w:sz w:val="20"/>
+          <w:szCs w:val="20"/>
+          <w:lang w:val="uk-UA" w:eastAsia="uk-UA"/>
+        </w:rPr>
+        <w:t xml:space="preserve">, </w:t>
+      </w:r>
+      <w:r>
+        <w:rPr>
+          <w:rFonts w:ascii="Times New Roman" w:eastAsia="Times New Roman" w:hAnsi="Times New Roman" w:cs="Times New Roman"/>
+          <w:color w:val="A9B7C6"/>
+          <w:sz w:val="20"/>
+          <w:szCs w:val="20"/>
+          <w:lang w:val="uk-UA" w:eastAsia="uk-UA"/>
+        </w:rPr>
+        <w:t>ctypes.c_size_t</w:t>
+      </w:r>
+      <w:r>
+        <w:rPr>
+          <w:rFonts w:ascii="Times New Roman" w:eastAsia="Times New Roman" w:hAnsi="Times New Roman" w:cs="Times New Roman"/>
+          <w:color w:val="CC7832"/>
+          <w:sz w:val="20"/>
+          <w:szCs w:val="20"/>
+          <w:lang w:val="uk-UA" w:eastAsia="uk-UA"/>
+        </w:rPr>
+        <w:t xml:space="preserve">, </w:t>
+      </w:r>
+      <w:r>
+        <w:rPr>
+          <w:rFonts w:ascii="Times New Roman" w:eastAsia="Times New Roman" w:hAnsi="Times New Roman" w:cs="Times New Roman"/>
           <w:color w:val="A9B7C6"/>
           <w:sz w:val="20"/>
           <w:szCs w:val="20"/>
@@ -573,21 +497,19 @@
         </w:rPr>
         <w:t>(</w:t>
       </w:r>
-      <w:proofErr w:type="spellStart"/>
-      <w:r>
-        <w:rPr>
-          <w:rFonts w:ascii="Courier New" w:eastAsia="Times New Roman" w:hAnsi="Courier New" w:cs="Courier New"/>
-          <w:color w:val="A9B7C6"/>
-          <w:sz w:val="20"/>
-          <w:szCs w:val="20"/>
-          <w:lang w:val="uk-UA" w:eastAsia="uk-UA"/>
-        </w:rPr>
-        <w:t>k_arr</w:t>
-      </w:r>
-      <w:proofErr w:type="spellEnd"/>
-      <w:r>
-        <w:rPr>
-          <w:rFonts w:ascii="Courier New" w:eastAsia="Times New Roman" w:hAnsi="Courier New" w:cs="Courier New"/>
+      <w:r>
+        <w:rPr>
+          <w:rFonts w:ascii="Times New Roman" w:eastAsia="Times New Roman" w:hAnsi="Times New Roman" w:cs="Times New Roman"/>
+          <w:color w:val="6A8759"/>
+          <w:sz w:val="20"/>
+          <w:szCs w:val="20"/>
+          <w:lang w:val="uk-UA" w:eastAsia="uk-UA"/>
+        </w:rPr>
+        <w:t>'C'</w:t>
+      </w:r>
+      <w:r>
+        <w:rPr>
+          <w:rFonts w:ascii="Times New Roman" w:eastAsia="Times New Roman" w:hAnsi="Times New Roman" w:cs="Times New Roman"/>
           <w:color w:val="CC7832"/>
           <w:sz w:val="20"/>
           <w:szCs w:val="20"/>
@@ -595,21 +517,59 @@
         </w:rPr>
         <w:t xml:space="preserve">, </w:t>
       </w:r>
-      <w:proofErr w:type="spellStart"/>
-      <w:r>
-        <w:rPr>
-          <w:rFonts w:ascii="Courier New" w:eastAsia="Times New Roman" w:hAnsi="Courier New" w:cs="Courier New"/>
-          <w:color w:val="A9B7C6"/>
-          <w:sz w:val="20"/>
-          <w:szCs w:val="20"/>
-          <w:lang w:val="uk-UA" w:eastAsia="uk-UA"/>
-        </w:rPr>
-        <w:t>ctypes.c_size_t</w:t>
-      </w:r>
-      <w:proofErr w:type="spellEnd"/>
-      <w:r>
-        <w:rPr>
-          <w:rFonts w:ascii="Courier New" w:eastAsia="Times New Roman" w:hAnsi="Courier New" w:cs="Courier New"/>
+      <w:r>
+        <w:rPr>
+          <w:rFonts w:ascii="Times New Roman" w:eastAsia="Times New Roman" w:hAnsi="Times New Roman" w:cs="Times New Roman"/>
+          <w:color w:val="6A8759"/>
+          <w:sz w:val="20"/>
+          <w:szCs w:val="20"/>
+          <w:lang w:val="uk-UA" w:eastAsia="uk-UA"/>
+        </w:rPr>
+        <w:t>'A'</w:t>
+      </w:r>
+      <w:r>
+        <w:rPr>
+          <w:rFonts w:ascii="Times New Roman" w:eastAsia="Times New Roman" w:hAnsi="Times New Roman" w:cs="Times New Roman"/>
+          <w:color w:val="A9B7C6"/>
+          <w:sz w:val="20"/>
+          <w:szCs w:val="20"/>
+          <w:lang w:val="uk-UA" w:eastAsia="uk-UA"/>
+        </w:rPr>
+        <w:t xml:space="preserve">))                              </w:t>
+      </w:r>
+      <w:r>
+        <w:rPr>
+          <w:rFonts w:ascii="Times New Roman" w:eastAsia="Times New Roman" w:hAnsi="Times New Roman" w:cs="Times New Roman"/>
+          <w:color w:val="808080"/>
+          <w:sz w:val="20"/>
+          <w:szCs w:val="20"/>
+          <w:lang w:val="uk-UA" w:eastAsia="uk-UA"/>
+        </w:rPr>
+        <w:t># READ MORE ABOUT</w:t>
+      </w:r>
+      <w:r>
+        <w:rPr>
+          <w:rFonts w:ascii="Times New Roman" w:eastAsia="Times New Roman" w:hAnsi="Times New Roman" w:cs="Times New Roman"/>
+          <w:color w:val="808080"/>
+          <w:sz w:val="20"/>
+          <w:szCs w:val="20"/>
+          <w:lang w:val="uk-UA" w:eastAsia="uk-UA"/>
+        </w:rPr>
+        <w:br/>
+      </w:r>
+      <w:r>
+        <w:rPr>
+          <w:rFonts w:ascii="Times New Roman" w:eastAsia="Times New Roman" w:hAnsi="Times New Roman" w:cs="Times New Roman"/>
+          <w:color w:val="A9B7C6"/>
+          <w:sz w:val="20"/>
+          <w:szCs w:val="20"/>
+          <w:lang w:val="uk-UA" w:eastAsia="uk-UA"/>
+        </w:rPr>
+        <w:t>Lk = np.require(Lk</w:t>
+      </w:r>
+      <w:r>
+        <w:rPr>
+          <w:rFonts w:ascii="Times New Roman" w:eastAsia="Times New Roman" w:hAnsi="Times New Roman" w:cs="Times New Roman"/>
           <w:color w:val="CC7832"/>
           <w:sz w:val="20"/>
           <w:szCs w:val="20"/>
@@ -619,7 +579,27 @@
       </w:r>
       <w:r>
         <w:rPr>
-          <w:rFonts w:ascii="Courier New" w:eastAsia="Times New Roman" w:hAnsi="Courier New" w:cs="Courier New"/>
+          <w:rFonts w:ascii="Times New Roman" w:eastAsia="Times New Roman" w:hAnsi="Times New Roman" w:cs="Times New Roman"/>
+          <w:color w:val="A9B7C6"/>
+          <w:sz w:val="20"/>
+          <w:szCs w:val="20"/>
+          <w:lang w:val="uk-UA" w:eastAsia="uk-UA"/>
+        </w:rPr>
+        <w:t>float</w:t>
+      </w:r>
+      <w:r>
+        <w:rPr>
+          <w:rFonts w:ascii="Times New Roman" w:eastAsia="Times New Roman" w:hAnsi="Times New Roman" w:cs="Times New Roman"/>
+          <w:color w:val="CC7832"/>
+          <w:sz w:val="20"/>
+          <w:szCs w:val="20"/>
+          <w:lang w:val="uk-UA" w:eastAsia="uk-UA"/>
+        </w:rPr>
+        <w:t xml:space="preserve">, </w:t>
+      </w:r>
+      <w:r>
+        <w:rPr>
+          <w:rFonts w:ascii="Times New Roman" w:eastAsia="Times New Roman" w:hAnsi="Times New Roman" w:cs="Times New Roman"/>
           <w:color w:val="A9B7C6"/>
           <w:sz w:val="20"/>
           <w:szCs w:val="20"/>
@@ -629,7 +609,7 @@
       </w:r>
       <w:r>
         <w:rPr>
-          <w:rFonts w:ascii="Courier New" w:eastAsia="Times New Roman" w:hAnsi="Courier New" w:cs="Courier New"/>
+          <w:rFonts w:ascii="Times New Roman" w:eastAsia="Times New Roman" w:hAnsi="Times New Roman" w:cs="Times New Roman"/>
           <w:color w:val="6A8759"/>
           <w:sz w:val="20"/>
           <w:szCs w:val="20"/>
@@ -639,7 +619,7 @@
       </w:r>
       <w:r>
         <w:rPr>
-          <w:rFonts w:ascii="Courier New" w:eastAsia="Times New Roman" w:hAnsi="Courier New" w:cs="Courier New"/>
+          <w:rFonts w:ascii="Times New Roman" w:eastAsia="Times New Roman" w:hAnsi="Times New Roman" w:cs="Times New Roman"/>
           <w:color w:val="CC7832"/>
           <w:sz w:val="20"/>
           <w:szCs w:val="20"/>
@@ -649,7 +629,7 @@
       </w:r>
       <w:r>
         <w:rPr>
-          <w:rFonts w:ascii="Courier New" w:eastAsia="Times New Roman" w:hAnsi="Courier New" w:cs="Courier New"/>
+          <w:rFonts w:ascii="Times New Roman" w:eastAsia="Times New Roman" w:hAnsi="Times New Roman" w:cs="Times New Roman"/>
           <w:color w:val="6A8759"/>
           <w:sz w:val="20"/>
           <w:szCs w:val="20"/>
@@ -659,17 +639,17 @@
       </w:r>
       <w:r>
         <w:rPr>
-          <w:rFonts w:ascii="Courier New" w:eastAsia="Times New Roman" w:hAnsi="Courier New" w:cs="Courier New"/>
-          <w:color w:val="A9B7C6"/>
-          <w:sz w:val="20"/>
-          <w:szCs w:val="20"/>
-          <w:lang w:val="uk-UA" w:eastAsia="uk-UA"/>
-        </w:rPr>
-        <w:t xml:space="preserve">))                              </w:t>
-      </w:r>
-      <w:r>
-        <w:rPr>
-          <w:rFonts w:ascii="Courier New" w:eastAsia="Times New Roman" w:hAnsi="Courier New" w:cs="Courier New"/>
+          <w:rFonts w:ascii="Times New Roman" w:eastAsia="Times New Roman" w:hAnsi="Times New Roman" w:cs="Times New Roman"/>
+          <w:color w:val="A9B7C6"/>
+          <w:sz w:val="20"/>
+          <w:szCs w:val="20"/>
+          <w:lang w:val="uk-UA" w:eastAsia="uk-UA"/>
+        </w:rPr>
+        <w:t xml:space="preserve">))                                              </w:t>
+      </w:r>
+      <w:r>
+        <w:rPr>
+          <w:rFonts w:ascii="Times New Roman" w:eastAsia="Times New Roman" w:hAnsi="Times New Roman" w:cs="Times New Roman"/>
           <w:color w:val="808080"/>
           <w:sz w:val="20"/>
           <w:szCs w:val="20"/>
@@ -677,168 +657,11 @@
         </w:rPr>
         <w:t># READ MORE ABOUT</w:t>
       </w:r>
-      <w:r>
-        <w:rPr>
-          <w:rFonts w:ascii="Courier New" w:eastAsia="Times New Roman" w:hAnsi="Courier New" w:cs="Courier New"/>
-          <w:color w:val="808080"/>
-          <w:sz w:val="20"/>
-          <w:szCs w:val="20"/>
-          <w:lang w:val="uk-UA" w:eastAsia="uk-UA"/>
-        </w:rPr>
-        <w:br/>
-      </w:r>
-      <w:proofErr w:type="spellStart"/>
-      <w:r>
-        <w:rPr>
-          <w:rFonts w:ascii="Courier New" w:eastAsia="Times New Roman" w:hAnsi="Courier New" w:cs="Courier New"/>
-          <w:color w:val="A9B7C6"/>
-          <w:sz w:val="20"/>
-          <w:szCs w:val="20"/>
-          <w:lang w:val="uk-UA" w:eastAsia="uk-UA"/>
-        </w:rPr>
-        <w:t>Lk</w:t>
-      </w:r>
-      <w:proofErr w:type="spellEnd"/>
-      <w:r>
-        <w:rPr>
-          <w:rFonts w:ascii="Courier New" w:eastAsia="Times New Roman" w:hAnsi="Courier New" w:cs="Courier New"/>
-          <w:color w:val="A9B7C6"/>
-          <w:sz w:val="20"/>
-          <w:szCs w:val="20"/>
-          <w:lang w:val="uk-UA" w:eastAsia="uk-UA"/>
-        </w:rPr>
-        <w:t xml:space="preserve"> = </w:t>
-      </w:r>
-      <w:proofErr w:type="spellStart"/>
-      <w:r>
-        <w:rPr>
-          <w:rFonts w:ascii="Courier New" w:eastAsia="Times New Roman" w:hAnsi="Courier New" w:cs="Courier New"/>
-          <w:color w:val="A9B7C6"/>
-          <w:sz w:val="20"/>
-          <w:szCs w:val="20"/>
-          <w:lang w:val="uk-UA" w:eastAsia="uk-UA"/>
-        </w:rPr>
-        <w:t>np.require</w:t>
-      </w:r>
-      <w:proofErr w:type="spellEnd"/>
-      <w:r>
-        <w:rPr>
-          <w:rFonts w:ascii="Courier New" w:eastAsia="Times New Roman" w:hAnsi="Courier New" w:cs="Courier New"/>
-          <w:color w:val="A9B7C6"/>
-          <w:sz w:val="20"/>
-          <w:szCs w:val="20"/>
-          <w:lang w:val="uk-UA" w:eastAsia="uk-UA"/>
-        </w:rPr>
-        <w:t>(</w:t>
-      </w:r>
-      <w:proofErr w:type="spellStart"/>
-      <w:r>
-        <w:rPr>
-          <w:rFonts w:ascii="Courier New" w:eastAsia="Times New Roman" w:hAnsi="Courier New" w:cs="Courier New"/>
-          <w:color w:val="A9B7C6"/>
-          <w:sz w:val="20"/>
-          <w:szCs w:val="20"/>
-          <w:lang w:val="uk-UA" w:eastAsia="uk-UA"/>
-        </w:rPr>
-        <w:t>Lk</w:t>
-      </w:r>
-      <w:proofErr w:type="spellEnd"/>
-      <w:r>
-        <w:rPr>
-          <w:rFonts w:ascii="Courier New" w:eastAsia="Times New Roman" w:hAnsi="Courier New" w:cs="Courier New"/>
-          <w:color w:val="CC7832"/>
-          <w:sz w:val="20"/>
-          <w:szCs w:val="20"/>
-          <w:lang w:val="uk-UA" w:eastAsia="uk-UA"/>
-        </w:rPr>
-        <w:t xml:space="preserve">, </w:t>
-      </w:r>
-      <w:proofErr w:type="spellStart"/>
-      <w:r>
-        <w:rPr>
-          <w:rFonts w:ascii="Courier New" w:eastAsia="Times New Roman" w:hAnsi="Courier New" w:cs="Courier New"/>
-          <w:color w:val="A9B7C6"/>
-          <w:sz w:val="20"/>
-          <w:szCs w:val="20"/>
-          <w:lang w:val="uk-UA" w:eastAsia="uk-UA"/>
-        </w:rPr>
-        <w:t>float</w:t>
-      </w:r>
-      <w:proofErr w:type="spellEnd"/>
-      <w:r>
-        <w:rPr>
-          <w:rFonts w:ascii="Courier New" w:eastAsia="Times New Roman" w:hAnsi="Courier New" w:cs="Courier New"/>
-          <w:color w:val="CC7832"/>
-          <w:sz w:val="20"/>
-          <w:szCs w:val="20"/>
-          <w:lang w:val="uk-UA" w:eastAsia="uk-UA"/>
-        </w:rPr>
-        <w:t xml:space="preserve">, </w:t>
-      </w:r>
-      <w:r>
-        <w:rPr>
-          <w:rFonts w:ascii="Courier New" w:eastAsia="Times New Roman" w:hAnsi="Courier New" w:cs="Courier New"/>
-          <w:color w:val="A9B7C6"/>
-          <w:sz w:val="20"/>
-          <w:szCs w:val="20"/>
-          <w:lang w:val="uk-UA" w:eastAsia="uk-UA"/>
-        </w:rPr>
-        <w:t>(</w:t>
-      </w:r>
-      <w:r>
-        <w:rPr>
-          <w:rFonts w:ascii="Courier New" w:eastAsia="Times New Roman" w:hAnsi="Courier New" w:cs="Courier New"/>
-          <w:color w:val="6A8759"/>
-          <w:sz w:val="20"/>
-          <w:szCs w:val="20"/>
-          <w:lang w:val="uk-UA" w:eastAsia="uk-UA"/>
-        </w:rPr>
-        <w:t>'C'</w:t>
-      </w:r>
-      <w:r>
-        <w:rPr>
-          <w:rFonts w:ascii="Courier New" w:eastAsia="Times New Roman" w:hAnsi="Courier New" w:cs="Courier New"/>
-          <w:color w:val="CC7832"/>
-          <w:sz w:val="20"/>
-          <w:szCs w:val="20"/>
-          <w:lang w:val="uk-UA" w:eastAsia="uk-UA"/>
-        </w:rPr>
-        <w:t xml:space="preserve">, </w:t>
-      </w:r>
-      <w:r>
-        <w:rPr>
-          <w:rFonts w:ascii="Courier New" w:eastAsia="Times New Roman" w:hAnsi="Courier New" w:cs="Courier New"/>
-          <w:color w:val="6A8759"/>
-          <w:sz w:val="20"/>
-          <w:szCs w:val="20"/>
-          <w:lang w:val="uk-UA" w:eastAsia="uk-UA"/>
-        </w:rPr>
-        <w:t>'A'</w:t>
-      </w:r>
-      <w:r>
-        <w:rPr>
-          <w:rFonts w:ascii="Courier New" w:eastAsia="Times New Roman" w:hAnsi="Courier New" w:cs="Courier New"/>
-          <w:color w:val="A9B7C6"/>
-          <w:sz w:val="20"/>
-          <w:szCs w:val="20"/>
-          <w:lang w:val="uk-UA" w:eastAsia="uk-UA"/>
-        </w:rPr>
-        <w:t xml:space="preserve">))                                              </w:t>
-      </w:r>
-      <w:r>
-        <w:rPr>
-          <w:rFonts w:ascii="Courier New" w:eastAsia="Times New Roman" w:hAnsi="Courier New" w:cs="Courier New"/>
-          <w:color w:val="808080"/>
-          <w:sz w:val="20"/>
-          <w:szCs w:val="20"/>
-          <w:lang w:val="uk-UA" w:eastAsia="uk-UA"/>
-        </w:rPr>
-        <w:t># READ MORE ABOUT</w:t>
-      </w:r>
-    </w:p>
-    <w:p>
-      <w:pPr>
-        <w:rPr>
+    </w:p>
+    <w:p>
+      <w:pPr>
+        <w:rPr>
+          <w:rFonts w:ascii="Times New Roman" w:hAnsi="Times New Roman" w:cs="Times New Roman"/>
           <w:lang w:val="uk-UA"/>
         </w:rPr>
       </w:pPr>
@@ -865,7 +688,7 @@
         </w:tabs>
         <w:spacing w:after="0" w:line="240" w:lineRule="auto"/>
         <w:rPr>
-          <w:rFonts w:ascii="Courier New" w:eastAsia="Times New Roman" w:hAnsi="Courier New" w:cs="Courier New"/>
+          <w:rFonts w:ascii="Times New Roman" w:eastAsia="Times New Roman" w:hAnsi="Times New Roman" w:cs="Times New Roman"/>
           <w:sz w:val="20"/>
           <w:szCs w:val="20"/>
           <w:lang w:val="uk-UA" w:eastAsia="uk-UA"/>
@@ -916,35 +739,26 @@
         </w:rPr>
         <w:t xml:space="preserve">Метод </w:t>
       </w:r>
-      <w:proofErr w:type="spellStart"/>
-      <w:r>
-        <w:rPr>
-          <w:rFonts w:ascii="Courier New" w:eastAsia="Times New Roman" w:hAnsi="Courier New" w:cs="Courier New"/>
-          <w:sz w:val="20"/>
-          <w:szCs w:val="20"/>
-          <w:lang w:val="uk-UA" w:eastAsia="uk-UA"/>
-        </w:rPr>
-        <w:t>lin_fit_hfd</w:t>
-      </w:r>
-      <w:proofErr w:type="spellEnd"/>
-      <w:r>
-        <w:rPr>
-          <w:rFonts w:ascii="Courier New" w:eastAsia="Times New Roman" w:hAnsi="Courier New" w:cs="Courier New"/>
-          <w:sz w:val="20"/>
-          <w:szCs w:val="20"/>
-          <w:lang w:val="uk-UA" w:eastAsia="uk-UA"/>
-        </w:rPr>
-        <w:t>:</w:t>
-      </w:r>
-    </w:p>
-    <w:p>
-      <w:pPr>
-        <w:rPr>
-          <w:lang w:val="uk-UA"/>
-        </w:rPr>
-      </w:pPr>
-      <w:r>
-        <w:rPr>
+      <w:r>
+        <w:rPr>
+          <w:rFonts w:ascii="Times New Roman" w:eastAsia="Times New Roman" w:hAnsi="Times New Roman" w:cs="Times New Roman"/>
+          <w:sz w:val="20"/>
+          <w:szCs w:val="20"/>
+          <w:lang w:val="uk-UA" w:eastAsia="uk-UA"/>
+        </w:rPr>
+        <w:t>lin_fit_hfd:</w:t>
+      </w:r>
+    </w:p>
+    <w:p>
+      <w:pPr>
+        <w:rPr>
+          <w:rFonts w:ascii="Times New Roman" w:hAnsi="Times New Roman" w:cs="Times New Roman"/>
+          <w:lang w:val="uk-UA"/>
+        </w:rPr>
+      </w:pPr>
+      <w:r>
+        <w:rPr>
+          <w:rFonts w:ascii="Times New Roman" w:hAnsi="Times New Roman" w:cs="Times New Roman"/>
           <w:lang w:val="uk-UA"/>
         </w:rPr>
         <w:tab/>
@@ -953,11 +767,13 @@
     <w:p>
       <w:pPr>
         <w:rPr>
-          <w:lang w:val="uk-UA"/>
-        </w:rPr>
-      </w:pPr>
-      <w:r>
-        <w:rPr>
+          <w:rFonts w:ascii="Times New Roman" w:hAnsi="Times New Roman" w:cs="Times New Roman"/>
+          <w:lang w:val="uk-UA"/>
+        </w:rPr>
+      </w:pPr>
+      <w:r>
+        <w:rPr>
+          <w:rFonts w:ascii="Times New Roman" w:hAnsi="Times New Roman" w:cs="Times New Roman"/>
           <w:lang w:val="uk-UA"/>
         </w:rPr>
         <w:tab/>
@@ -965,12 +781,14 @@
       </w:r>
       <w:r>
         <w:rPr>
+          <w:rFonts w:ascii="Times New Roman" w:hAnsi="Times New Roman" w:cs="Times New Roman"/>
           <w:lang w:val="en-US"/>
         </w:rPr>
         <w:t>Slope</w:t>
       </w:r>
       <w:r>
         <w:rPr>
+          <w:rFonts w:ascii="Times New Roman" w:hAnsi="Times New Roman" w:cs="Times New Roman"/>
           <w:lang w:val="uk-UA"/>
         </w:rPr>
         <w:t xml:space="preserve"> знаходиться саме так, якщо насправді він у степені:</w:t>
@@ -990,7 +808,6 @@
           <w:lang w:val="uk-UA"/>
         </w:rPr>
       </w:pPr>
-      <w:proofErr w:type="spellStart"/>
       <w:r>
         <w:rPr>
           <w:rFonts w:ascii="Times New Roman" w:hAnsi="Times New Roman" w:cs="Times New Roman"/>
@@ -998,9 +815,19 @@
           <w:szCs w:val="19"/>
           <w:lang w:val="uk-UA"/>
         </w:rPr>
-        <w:t>Then</w:t>
-      </w:r>
-      <w:proofErr w:type="spellEnd"/>
+        <w:t xml:space="preserve">Then, if </w:t>
+      </w:r>
+      <w:r>
+        <w:rPr>
+          <w:rFonts w:ascii="Times New Roman" w:hAnsi="Times New Roman" w:cs="Times New Roman"/>
+          <w:i/>
+          <w:iCs/>
+          <w:sz w:val="20"/>
+          <w:szCs w:val="20"/>
+          <w:lang w:val="uk-UA"/>
+        </w:rPr>
+        <w:t xml:space="preserve">(L(k)) </w:t>
+      </w:r>
       <w:r>
         <w:rPr>
           <w:rFonts w:ascii="Times New Roman" w:hAnsi="Times New Roman" w:cs="Times New Roman"/>
@@ -1008,290 +835,8 @@
           <w:szCs w:val="19"/>
           <w:lang w:val="uk-UA"/>
         </w:rPr>
-        <w:t xml:space="preserve">, </w:t>
-      </w:r>
-      <w:proofErr w:type="spellStart"/>
-      <w:r>
-        <w:rPr>
-          <w:rFonts w:ascii="Times New Roman" w:hAnsi="Times New Roman" w:cs="Times New Roman"/>
-          <w:sz w:val="19"/>
-          <w:szCs w:val="19"/>
-          <w:lang w:val="uk-UA"/>
-        </w:rPr>
-        <w:t>if</w:t>
-      </w:r>
-      <w:proofErr w:type="spellEnd"/>
-      <w:r>
-        <w:rPr>
-          <w:rFonts w:ascii="Times New Roman" w:hAnsi="Times New Roman" w:cs="Times New Roman"/>
-          <w:sz w:val="19"/>
-          <w:szCs w:val="19"/>
-          <w:lang w:val="uk-UA"/>
-        </w:rPr>
-        <w:t xml:space="preserve"> </w:t>
-      </w:r>
-      <w:r>
-        <w:rPr>
-          <w:rFonts w:ascii="Times New Roman" w:hAnsi="Times New Roman" w:cs="Times New Roman"/>
-          <w:i/>
-          <w:iCs/>
-          <w:sz w:val="20"/>
-          <w:szCs w:val="20"/>
-          <w:lang w:val="uk-UA"/>
-        </w:rPr>
-        <w:t xml:space="preserve">(L(k)) </w:t>
-      </w:r>
-      <w:proofErr w:type="spellStart"/>
-      <w:r>
-        <w:rPr>
-          <w:rFonts w:ascii="Times New Roman" w:hAnsi="Times New Roman" w:cs="Times New Roman"/>
-          <w:sz w:val="19"/>
-          <w:szCs w:val="19"/>
-          <w:lang w:val="uk-UA"/>
-        </w:rPr>
-        <w:t>is</w:t>
-      </w:r>
-      <w:proofErr w:type="spellEnd"/>
-      <w:r>
-        <w:rPr>
-          <w:rFonts w:ascii="Times New Roman" w:hAnsi="Times New Roman" w:cs="Times New Roman"/>
-          <w:sz w:val="19"/>
-          <w:szCs w:val="19"/>
-          <w:lang w:val="uk-UA"/>
-        </w:rPr>
-        <w:t xml:space="preserve"> </w:t>
-      </w:r>
-      <w:proofErr w:type="spellStart"/>
-      <w:r>
-        <w:rPr>
-          <w:rFonts w:ascii="Times New Roman" w:hAnsi="Times New Roman" w:cs="Times New Roman"/>
-          <w:sz w:val="19"/>
-          <w:szCs w:val="19"/>
-          <w:lang w:val="uk-UA"/>
-        </w:rPr>
-        <w:t>plotted</w:t>
-      </w:r>
-      <w:proofErr w:type="spellEnd"/>
-      <w:r>
-        <w:rPr>
-          <w:rFonts w:ascii="Times New Roman" w:hAnsi="Times New Roman" w:cs="Times New Roman"/>
-          <w:sz w:val="19"/>
-          <w:szCs w:val="19"/>
-          <w:lang w:val="uk-UA"/>
-        </w:rPr>
-        <w:t xml:space="preserve"> </w:t>
-      </w:r>
-      <w:proofErr w:type="spellStart"/>
-      <w:r>
-        <w:rPr>
-          <w:rFonts w:ascii="Times New Roman" w:hAnsi="Times New Roman" w:cs="Times New Roman"/>
-          <w:sz w:val="19"/>
-          <w:szCs w:val="19"/>
-          <w:lang w:val="uk-UA"/>
-        </w:rPr>
-        <w:t>against</w:t>
-      </w:r>
-      <w:proofErr w:type="spellEnd"/>
-      <w:r>
-        <w:rPr>
-          <w:rFonts w:ascii="Times New Roman" w:hAnsi="Times New Roman" w:cs="Times New Roman"/>
-          <w:sz w:val="19"/>
-          <w:szCs w:val="19"/>
-          <w:lang w:val="uk-UA"/>
-        </w:rPr>
-        <w:t xml:space="preserve"> k </w:t>
-      </w:r>
-      <w:proofErr w:type="spellStart"/>
-      <w:r>
-        <w:rPr>
-          <w:rFonts w:ascii="Times New Roman" w:hAnsi="Times New Roman" w:cs="Times New Roman"/>
-          <w:sz w:val="19"/>
-          <w:szCs w:val="19"/>
-          <w:lang w:val="uk-UA"/>
-        </w:rPr>
-        <w:t>on</w:t>
-      </w:r>
-      <w:proofErr w:type="spellEnd"/>
-      <w:r>
-        <w:rPr>
-          <w:rFonts w:ascii="Times New Roman" w:hAnsi="Times New Roman" w:cs="Times New Roman"/>
-          <w:sz w:val="19"/>
-          <w:szCs w:val="19"/>
-          <w:lang w:val="uk-UA"/>
-        </w:rPr>
-        <w:t xml:space="preserve"> a </w:t>
-      </w:r>
-      <w:proofErr w:type="spellStart"/>
-      <w:r>
-        <w:rPr>
-          <w:rFonts w:ascii="Times New Roman" w:hAnsi="Times New Roman" w:cs="Times New Roman"/>
-          <w:sz w:val="19"/>
-          <w:szCs w:val="19"/>
-          <w:lang w:val="uk-UA"/>
-        </w:rPr>
-        <w:t>doubly</w:t>
-      </w:r>
-      <w:proofErr w:type="spellEnd"/>
-      <w:r>
-        <w:rPr>
-          <w:rFonts w:ascii="Times New Roman" w:hAnsi="Times New Roman" w:cs="Times New Roman"/>
-          <w:sz w:val="19"/>
-          <w:szCs w:val="19"/>
-          <w:lang w:val="uk-UA"/>
-        </w:rPr>
-        <w:t xml:space="preserve"> </w:t>
-      </w:r>
-      <w:proofErr w:type="spellStart"/>
-      <w:r>
-        <w:rPr>
-          <w:rFonts w:ascii="Times New Roman" w:hAnsi="Times New Roman" w:cs="Times New Roman"/>
-          <w:sz w:val="19"/>
-          <w:szCs w:val="19"/>
-          <w:lang w:val="uk-UA"/>
-        </w:rPr>
-        <w:t>logarithmic</w:t>
-      </w:r>
-      <w:proofErr w:type="spellEnd"/>
-      <w:r>
-        <w:rPr>
-          <w:rFonts w:ascii="Times New Roman" w:hAnsi="Times New Roman" w:cs="Times New Roman"/>
-          <w:sz w:val="19"/>
-          <w:szCs w:val="19"/>
-          <w:lang w:val="uk-UA"/>
-        </w:rPr>
-        <w:t xml:space="preserve"> </w:t>
-      </w:r>
-      <w:proofErr w:type="spellStart"/>
-      <w:r>
-        <w:rPr>
-          <w:rFonts w:ascii="Times New Roman" w:hAnsi="Times New Roman" w:cs="Times New Roman"/>
-          <w:sz w:val="19"/>
-          <w:szCs w:val="19"/>
-          <w:lang w:val="uk-UA"/>
-        </w:rPr>
-        <w:t>scale</w:t>
-      </w:r>
-      <w:proofErr w:type="spellEnd"/>
-      <w:r>
-        <w:rPr>
-          <w:rFonts w:ascii="Times New Roman" w:hAnsi="Times New Roman" w:cs="Times New Roman"/>
-          <w:sz w:val="19"/>
-          <w:szCs w:val="19"/>
-          <w:lang w:val="uk-UA"/>
-        </w:rPr>
-        <w:t xml:space="preserve">, </w:t>
-      </w:r>
-      <w:proofErr w:type="spellStart"/>
-      <w:r>
-        <w:rPr>
-          <w:rFonts w:ascii="Times New Roman" w:hAnsi="Times New Roman" w:cs="Times New Roman"/>
-          <w:sz w:val="19"/>
-          <w:szCs w:val="19"/>
-          <w:lang w:val="uk-UA"/>
-        </w:rPr>
-        <w:t>the</w:t>
-      </w:r>
-      <w:proofErr w:type="spellEnd"/>
-      <w:r>
-        <w:rPr>
-          <w:rFonts w:ascii="Times New Roman" w:hAnsi="Times New Roman" w:cs="Times New Roman"/>
-          <w:sz w:val="19"/>
-          <w:szCs w:val="19"/>
-          <w:lang w:val="uk-UA"/>
-        </w:rPr>
-        <w:t xml:space="preserve"> </w:t>
-      </w:r>
-      <w:proofErr w:type="spellStart"/>
-      <w:r>
-        <w:rPr>
-          <w:rFonts w:ascii="Times New Roman" w:hAnsi="Times New Roman" w:cs="Times New Roman"/>
-          <w:sz w:val="19"/>
-          <w:szCs w:val="19"/>
-          <w:lang w:val="uk-UA"/>
-        </w:rPr>
-        <w:t>data</w:t>
-      </w:r>
-      <w:proofErr w:type="spellEnd"/>
-      <w:r>
-        <w:rPr>
-          <w:rFonts w:ascii="Times New Roman" w:hAnsi="Times New Roman" w:cs="Times New Roman"/>
-          <w:sz w:val="19"/>
-          <w:szCs w:val="19"/>
-          <w:lang w:val="uk-UA"/>
-        </w:rPr>
-        <w:t xml:space="preserve"> </w:t>
-      </w:r>
-      <w:proofErr w:type="spellStart"/>
-      <w:r>
-        <w:rPr>
-          <w:rFonts w:ascii="Times New Roman" w:hAnsi="Times New Roman" w:cs="Times New Roman"/>
-          <w:sz w:val="19"/>
-          <w:szCs w:val="19"/>
-          <w:lang w:val="uk-UA"/>
-        </w:rPr>
-        <w:t>should</w:t>
-      </w:r>
-      <w:proofErr w:type="spellEnd"/>
-      <w:r>
-        <w:rPr>
-          <w:rFonts w:ascii="Times New Roman" w:hAnsi="Times New Roman" w:cs="Times New Roman"/>
-          <w:sz w:val="19"/>
-          <w:szCs w:val="19"/>
-          <w:lang w:val="uk-UA"/>
-        </w:rPr>
-        <w:t xml:space="preserve"> </w:t>
-      </w:r>
-      <w:proofErr w:type="spellStart"/>
-      <w:r>
-        <w:rPr>
-          <w:rFonts w:ascii="Times New Roman" w:hAnsi="Times New Roman" w:cs="Times New Roman"/>
-          <w:sz w:val="19"/>
-          <w:szCs w:val="19"/>
-          <w:lang w:val="uk-UA"/>
-        </w:rPr>
-        <w:t>fall</w:t>
-      </w:r>
-      <w:proofErr w:type="spellEnd"/>
-      <w:r>
-        <w:rPr>
-          <w:rFonts w:ascii="Times New Roman" w:hAnsi="Times New Roman" w:cs="Times New Roman"/>
-          <w:sz w:val="19"/>
-          <w:szCs w:val="19"/>
-          <w:lang w:val="uk-UA"/>
-        </w:rPr>
-        <w:t xml:space="preserve"> </w:t>
-      </w:r>
-      <w:proofErr w:type="spellStart"/>
-      <w:r>
-        <w:rPr>
-          <w:rFonts w:ascii="Times New Roman" w:hAnsi="Times New Roman" w:cs="Times New Roman"/>
-          <w:sz w:val="19"/>
-          <w:szCs w:val="19"/>
-          <w:lang w:val="uk-UA"/>
-        </w:rPr>
-        <w:t>on</w:t>
-      </w:r>
-      <w:proofErr w:type="spellEnd"/>
-      <w:r>
-        <w:rPr>
-          <w:rFonts w:ascii="Times New Roman" w:hAnsi="Times New Roman" w:cs="Times New Roman"/>
-          <w:sz w:val="19"/>
-          <w:szCs w:val="19"/>
-          <w:lang w:val="uk-UA"/>
-        </w:rPr>
-        <w:t xml:space="preserve"> a </w:t>
-      </w:r>
-      <w:proofErr w:type="spellStart"/>
-      <w:r>
-        <w:rPr>
-          <w:rFonts w:ascii="Times New Roman" w:hAnsi="Times New Roman" w:cs="Times New Roman"/>
-          <w:sz w:val="19"/>
-          <w:szCs w:val="19"/>
-          <w:lang w:val="uk-UA"/>
-        </w:rPr>
-        <w:t>straight</w:t>
-      </w:r>
-      <w:proofErr w:type="spellEnd"/>
+        <w:t>is plotted against k on a doubly logarithmic scale, the data should fall on a straight</w:t>
+      </w:r>
     </w:p>
     <w:p>
       <w:pPr>
@@ -1303,7 +848,6 @@
           <w:lang w:val="en-US"/>
         </w:rPr>
       </w:pPr>
-      <w:proofErr w:type="spellStart"/>
       <w:r>
         <w:rPr>
           <w:rFonts w:ascii="Times New Roman" w:hAnsi="Times New Roman" w:cs="Times New Roman"/>
@@ -1311,57 +855,7 @@
           <w:szCs w:val="19"/>
           <w:lang w:val="uk-UA"/>
         </w:rPr>
-        <w:t>line</w:t>
-      </w:r>
-      <w:proofErr w:type="spellEnd"/>
-      <w:r>
-        <w:rPr>
-          <w:rFonts w:ascii="Times New Roman" w:hAnsi="Times New Roman" w:cs="Times New Roman"/>
-          <w:sz w:val="19"/>
-          <w:szCs w:val="19"/>
-          <w:lang w:val="uk-UA"/>
-        </w:rPr>
-        <w:t xml:space="preserve"> </w:t>
-      </w:r>
-      <w:proofErr w:type="spellStart"/>
-      <w:r>
-        <w:rPr>
-          <w:rFonts w:ascii="Times New Roman" w:hAnsi="Times New Roman" w:cs="Times New Roman"/>
-          <w:sz w:val="19"/>
-          <w:szCs w:val="19"/>
-          <w:lang w:val="uk-UA"/>
-        </w:rPr>
-        <w:t>with</w:t>
-      </w:r>
-      <w:proofErr w:type="spellEnd"/>
-      <w:r>
-        <w:rPr>
-          <w:rFonts w:ascii="Times New Roman" w:hAnsi="Times New Roman" w:cs="Times New Roman"/>
-          <w:sz w:val="19"/>
-          <w:szCs w:val="19"/>
-          <w:lang w:val="uk-UA"/>
-        </w:rPr>
-        <w:t xml:space="preserve"> a </w:t>
-      </w:r>
-      <w:proofErr w:type="spellStart"/>
-      <w:r>
-        <w:rPr>
-          <w:rFonts w:ascii="Times New Roman" w:hAnsi="Times New Roman" w:cs="Times New Roman"/>
-          <w:sz w:val="19"/>
-          <w:szCs w:val="19"/>
-          <w:lang w:val="uk-UA"/>
-        </w:rPr>
-        <w:t>slope</w:t>
-      </w:r>
-      <w:proofErr w:type="spellEnd"/>
-      <w:r>
-        <w:rPr>
-          <w:rFonts w:ascii="Times New Roman" w:hAnsi="Times New Roman" w:cs="Times New Roman"/>
-          <w:sz w:val="19"/>
-          <w:szCs w:val="19"/>
-          <w:lang w:val="uk-UA"/>
-        </w:rPr>
-        <w:t xml:space="preserve"> -D.</w:t>
+        <w:t>line with a slope -D.</w:t>
       </w:r>
       <w:r>
         <w:rPr>
@@ -1376,6 +870,7 @@
     <w:p>
       <w:pPr>
         <w:rPr>
+          <w:rFonts w:ascii="Times New Roman" w:hAnsi="Times New Roman" w:cs="Times New Roman"/>
           <w:lang w:val="en-US"/>
         </w:rPr>
       </w:pPr>
@@ -1384,11 +879,13 @@
       <w:pPr>
         <w:ind w:firstLine="708"/>
         <w:rPr>
-          <w:lang w:val="uk-UA"/>
-        </w:rPr>
-      </w:pPr>
-      <w:r>
-        <w:rPr>
+          <w:rFonts w:ascii="Times New Roman" w:hAnsi="Times New Roman" w:cs="Times New Roman"/>
+          <w:lang w:val="uk-UA"/>
+        </w:rPr>
+      </w:pPr>
+      <w:r>
+        <w:rPr>
+          <w:rFonts w:ascii="Times New Roman" w:hAnsi="Times New Roman" w:cs="Times New Roman"/>
           <w:noProof/>
         </w:rPr>
         <w:drawing>
@@ -1471,32 +968,14 @@
           <w:lang w:val="uk-UA" w:eastAsia="uk-UA"/>
         </w:rPr>
         <w:tab/>
-      </w:r>
-      <w:r>
-        <w:rPr>
-          <w:rFonts w:ascii="Times New Roman" w:eastAsia="Times New Roman" w:hAnsi="Times New Roman" w:cs="Times New Roman"/>
-          <w:sz w:val="28"/>
-          <w:szCs w:val="28"/>
-          <w:lang w:val="uk-UA" w:eastAsia="uk-UA"/>
-        </w:rPr>
-        <w:t xml:space="preserve">1.1.3 Метод </w:t>
-      </w:r>
-      <w:proofErr w:type="spellStart"/>
-      <w:r>
-        <w:rPr>
-          <w:rFonts w:ascii="Times New Roman" w:eastAsia="Times New Roman" w:hAnsi="Times New Roman" w:cs="Times New Roman"/>
-          <w:sz w:val="28"/>
-          <w:szCs w:val="28"/>
-          <w:lang w:val="uk-UA" w:eastAsia="uk-UA"/>
-        </w:rPr>
-        <w:t>interval_t</w:t>
-      </w:r>
-      <w:proofErr w:type="spellEnd"/>
+        <w:t>1.1.3 Метод interval_t</w:t>
+      </w:r>
     </w:p>
     <w:p>
       <w:pPr>
         <w:ind w:firstLine="708"/>
         <w:rPr>
+          <w:rFonts w:ascii="Times New Roman" w:hAnsi="Times New Roman" w:cs="Times New Roman"/>
           <w:lang w:val="uk-UA"/>
         </w:rPr>
       </w:pPr>
@@ -1505,11 +984,13 @@
       <w:pPr>
         <w:ind w:firstLine="708"/>
         <w:rPr>
-          <w:lang w:val="uk-UA"/>
-        </w:rPr>
-      </w:pPr>
-      <w:r>
-        <w:rPr>
+          <w:rFonts w:ascii="Times New Roman" w:hAnsi="Times New Roman" w:cs="Times New Roman"/>
+          <w:lang w:val="uk-UA"/>
+        </w:rPr>
+      </w:pPr>
+      <w:r>
+        <w:rPr>
+          <w:rFonts w:ascii="Times New Roman" w:hAnsi="Times New Roman" w:cs="Times New Roman"/>
           <w:highlight w:val="red"/>
           <w:lang w:val="uk-UA"/>
         </w:rPr>
@@ -1517,6 +998,7 @@
       </w:r>
       <w:r>
         <w:rPr>
+          <w:rFonts w:ascii="Times New Roman" w:hAnsi="Times New Roman" w:cs="Times New Roman"/>
           <w:highlight w:val="red"/>
           <w:lang w:val="uk-UA"/>
         </w:rPr>
@@ -1524,6 +1006,7 @@
       </w:r>
       <w:r>
         <w:rPr>
+          <w:rFonts w:ascii="Times New Roman" w:hAnsi="Times New Roman" w:cs="Times New Roman"/>
           <w:highlight w:val="red"/>
           <w:lang w:val="uk-UA"/>
         </w:rPr>
@@ -1531,6 +1014,7 @@
       </w:r>
       <w:r>
         <w:rPr>
+          <w:rFonts w:ascii="Times New Roman" w:hAnsi="Times New Roman" w:cs="Times New Roman"/>
           <w:highlight w:val="red"/>
           <w:lang w:val="uk-UA"/>
         </w:rPr>
@@ -1538,6 +1022,7 @@
       </w:r>
       <w:r>
         <w:rPr>
+          <w:rFonts w:ascii="Times New Roman" w:hAnsi="Times New Roman" w:cs="Times New Roman"/>
           <w:highlight w:val="red"/>
           <w:lang w:val="en-US"/>
         </w:rPr>
@@ -1545,12 +1030,14 @@
       </w:r>
       <w:r>
         <w:rPr>
+          <w:rFonts w:ascii="Times New Roman" w:hAnsi="Times New Roman" w:cs="Times New Roman"/>
           <w:highlight w:val="red"/>
         </w:rPr>
         <w:t xml:space="preserve"> </w:t>
       </w:r>
       <w:r>
         <w:rPr>
+          <w:rFonts w:ascii="Times New Roman" w:hAnsi="Times New Roman" w:cs="Times New Roman"/>
           <w:highlight w:val="red"/>
           <w:lang w:val="uk-UA"/>
         </w:rPr>
@@ -1558,6 +1045,7 @@
       </w:r>
       <w:r>
         <w:rPr>
+          <w:rFonts w:ascii="Times New Roman" w:hAnsi="Times New Roman" w:cs="Times New Roman"/>
           <w:highlight w:val="red"/>
           <w:lang w:val="uk-UA"/>
         </w:rPr>
@@ -1565,6 +1053,7 @@
       </w:r>
       <w:r>
         <w:rPr>
+          <w:rFonts w:ascii="Times New Roman" w:hAnsi="Times New Roman" w:cs="Times New Roman"/>
           <w:highlight w:val="red"/>
           <w:lang w:val="uk-UA"/>
         </w:rPr>
@@ -1594,7 +1083,7 @@
         </w:tabs>
         <w:spacing w:after="0" w:line="240" w:lineRule="auto"/>
         <w:rPr>
-          <w:rFonts w:ascii="Courier New" w:eastAsia="Times New Roman" w:hAnsi="Courier New" w:cs="Courier New"/>
+          <w:rFonts w:ascii="Times New Roman" w:eastAsia="Times New Roman" w:hAnsi="Times New Roman" w:cs="Times New Roman"/>
           <w:color w:val="A9B7C6"/>
           <w:sz w:val="20"/>
           <w:szCs w:val="20"/>
@@ -1609,38 +1098,11 @@
           <w:lang w:val="uk-UA" w:eastAsia="uk-UA"/>
         </w:rPr>
         <w:tab/>
-      </w:r>
-      <w:r>
-        <w:rPr>
-          <w:rFonts w:ascii="Times New Roman" w:eastAsia="Times New Roman" w:hAnsi="Times New Roman" w:cs="Times New Roman"/>
-          <w:sz w:val="28"/>
-          <w:szCs w:val="28"/>
-          <w:lang w:val="uk-UA" w:eastAsia="uk-UA"/>
-        </w:rPr>
-        <w:t>1.1.</w:t>
-      </w:r>
-      <w:r>
-        <w:rPr>
-          <w:rFonts w:ascii="Times New Roman" w:eastAsia="Times New Roman" w:hAnsi="Times New Roman" w:cs="Times New Roman"/>
-          <w:sz w:val="28"/>
-          <w:szCs w:val="28"/>
-          <w:lang w:val="uk-UA" w:eastAsia="uk-UA"/>
-        </w:rPr>
-        <w:t>4</w:t>
-      </w:r>
-      <w:r>
-        <w:rPr>
-          <w:rFonts w:ascii="Times New Roman" w:eastAsia="Times New Roman" w:hAnsi="Times New Roman" w:cs="Times New Roman"/>
-          <w:sz w:val="28"/>
-          <w:szCs w:val="28"/>
-          <w:lang w:val="uk-UA" w:eastAsia="uk-UA"/>
-        </w:rPr>
-        <w:t xml:space="preserve"> Метод </w:t>
-      </w:r>
-      <w:proofErr w:type="spellStart"/>
-      <w:r>
-        <w:rPr>
-          <w:rFonts w:ascii="Courier New" w:eastAsia="Times New Roman" w:hAnsi="Courier New" w:cs="Courier New"/>
+        <w:t xml:space="preserve">1.1.4 Метод </w:t>
+      </w:r>
+      <w:r>
+        <w:rPr>
+          <w:rFonts w:ascii="Times New Roman" w:eastAsia="Times New Roman" w:hAnsi="Times New Roman" w:cs="Times New Roman"/>
           <w:color w:val="FFC66D"/>
           <w:sz w:val="20"/>
           <w:szCs w:val="20"/>
@@ -1648,11 +1110,11 @@
         </w:rPr>
         <w:t>init_lib</w:t>
       </w:r>
-      <w:proofErr w:type="spellEnd"/>
-    </w:p>
-    <w:p>
-      <w:pPr>
-        <w:rPr>
+    </w:p>
+    <w:p>
+      <w:pPr>
+        <w:rPr>
+          <w:rFonts w:ascii="Times New Roman" w:hAnsi="Times New Roman" w:cs="Times New Roman"/>
           <w:lang w:val="en-US"/>
         </w:rPr>
       </w:pPr>
@@ -1660,6 +1122,7 @@
     <w:p>
       <w:pPr>
         <w:rPr>
+          <w:rFonts w:ascii="Times New Roman" w:hAnsi="Times New Roman" w:cs="Times New Roman"/>
           <w:lang w:val="en-US"/>
         </w:rPr>
       </w:pPr>
@@ -1687,7 +1150,7 @@
         </w:tabs>
         <w:spacing w:after="0" w:line="240" w:lineRule="auto"/>
         <w:rPr>
-          <w:rFonts w:ascii="Courier New" w:eastAsia="Times New Roman" w:hAnsi="Courier New" w:cs="Courier New"/>
+          <w:rFonts w:ascii="Times New Roman" w:eastAsia="Times New Roman" w:hAnsi="Times New Roman" w:cs="Times New Roman"/>
           <w:color w:val="A9B7C6"/>
           <w:sz w:val="20"/>
           <w:szCs w:val="20"/>
@@ -1702,14 +1165,6 @@
           <w:lang w:val="uk-UA" w:eastAsia="uk-UA"/>
         </w:rPr>
         <w:tab/>
-      </w:r>
-      <w:r>
-        <w:rPr>
-          <w:rFonts w:ascii="Times New Roman" w:eastAsia="Times New Roman" w:hAnsi="Times New Roman" w:cs="Times New Roman"/>
-          <w:sz w:val="28"/>
-          <w:szCs w:val="28"/>
-          <w:lang w:val="uk-UA" w:eastAsia="uk-UA"/>
-        </w:rPr>
         <w:t>1.1.</w:t>
       </w:r>
       <w:r>
@@ -1730,10 +1185,9 @@
         </w:rPr>
         <w:t xml:space="preserve"> Метод </w:t>
       </w:r>
-      <w:proofErr w:type="spellStart"/>
-      <w:r>
-        <w:rPr>
-          <w:rFonts w:ascii="Courier New" w:eastAsia="Times New Roman" w:hAnsi="Courier New" w:cs="Courier New"/>
+      <w:r>
+        <w:rPr>
+          <w:rFonts w:ascii="Times New Roman" w:eastAsia="Times New Roman" w:hAnsi="Times New Roman" w:cs="Times New Roman"/>
           <w:color w:val="FFC66D"/>
           <w:sz w:val="20"/>
           <w:szCs w:val="20"/>
@@ -1741,10 +1195,9 @@
         </w:rPr>
         <w:t>init_lib</w:t>
       </w:r>
-      <w:proofErr w:type="spellEnd"/>
-      <w:r>
-        <w:rPr>
-          <w:rFonts w:ascii="Courier New" w:eastAsia="Times New Roman" w:hAnsi="Courier New" w:cs="Courier New"/>
+      <w:r>
+        <w:rPr>
+          <w:rFonts w:ascii="Times New Roman" w:eastAsia="Times New Roman" w:hAnsi="Times New Roman" w:cs="Times New Roman"/>
           <w:color w:val="A9B7C6"/>
           <w:sz w:val="20"/>
           <w:szCs w:val="20"/>
@@ -1776,16 +1229,16 @@
         </w:tabs>
         <w:spacing w:after="0" w:line="240" w:lineRule="auto"/>
         <w:rPr>
-          <w:rFonts w:ascii="Courier New" w:eastAsia="Times New Roman" w:hAnsi="Courier New" w:cs="Courier New"/>
-          <w:color w:val="A9B7C6"/>
-          <w:sz w:val="20"/>
-          <w:szCs w:val="20"/>
-          <w:lang w:val="uk-UA" w:eastAsia="uk-UA"/>
-        </w:rPr>
-      </w:pPr>
-      <w:r>
-        <w:rPr>
-          <w:rFonts w:ascii="Courier New" w:eastAsia="Times New Roman" w:hAnsi="Courier New" w:cs="Courier New"/>
+          <w:rFonts w:ascii="Times New Roman" w:eastAsia="Times New Roman" w:hAnsi="Times New Roman" w:cs="Times New Roman"/>
+          <w:color w:val="A9B7C6"/>
+          <w:sz w:val="20"/>
+          <w:szCs w:val="20"/>
+          <w:lang w:val="uk-UA" w:eastAsia="uk-UA"/>
+        </w:rPr>
+      </w:pPr>
+      <w:r>
+        <w:rPr>
+          <w:rFonts w:ascii="Times New Roman" w:eastAsia="Times New Roman" w:hAnsi="Times New Roman" w:cs="Times New Roman"/>
           <w:color w:val="A9B7C6"/>
           <w:sz w:val="20"/>
           <w:szCs w:val="20"/>
@@ -1795,73 +1248,18 @@
       </w:r>
       <w:r>
         <w:rPr>
-          <w:rFonts w:ascii="Courier New" w:eastAsia="Times New Roman" w:hAnsi="Courier New" w:cs="Courier New"/>
+          <w:rFonts w:ascii="Times New Roman" w:eastAsia="Times New Roman" w:hAnsi="Times New Roman" w:cs="Times New Roman"/>
           <w:color w:val="A9B7C6"/>
           <w:sz w:val="20"/>
           <w:szCs w:val="20"/>
           <w:lang w:val="uk-UA" w:eastAsia="uk-UA"/>
         </w:rPr>
         <w:tab/>
-      </w:r>
-      <w:proofErr w:type="spellStart"/>
-      <w:r>
-        <w:rPr>
-          <w:rFonts w:ascii="Courier New" w:eastAsia="Times New Roman" w:hAnsi="Courier New" w:cs="Courier New"/>
-          <w:color w:val="A9B7C6"/>
-          <w:sz w:val="20"/>
-          <w:szCs w:val="20"/>
-          <w:lang w:val="uk-UA" w:eastAsia="uk-UA"/>
-        </w:rPr>
-        <w:t>rwptr_sizet</w:t>
-      </w:r>
-      <w:proofErr w:type="spellEnd"/>
-      <w:r>
-        <w:rPr>
-          <w:rFonts w:ascii="Courier New" w:eastAsia="Times New Roman" w:hAnsi="Courier New" w:cs="Courier New"/>
-          <w:color w:val="A9B7C6"/>
-          <w:sz w:val="20"/>
-          <w:szCs w:val="20"/>
-          <w:lang w:val="uk-UA" w:eastAsia="uk-UA"/>
-        </w:rPr>
-        <w:t xml:space="preserve"> = </w:t>
-      </w:r>
-      <w:proofErr w:type="spellStart"/>
-      <w:r>
-        <w:rPr>
-          <w:rFonts w:ascii="Courier New" w:eastAsia="Times New Roman" w:hAnsi="Courier New" w:cs="Courier New"/>
-          <w:color w:val="A9B7C6"/>
-          <w:sz w:val="20"/>
-          <w:szCs w:val="20"/>
-          <w:lang w:val="uk-UA" w:eastAsia="uk-UA"/>
-        </w:rPr>
-        <w:t>ndpointer</w:t>
-      </w:r>
-      <w:proofErr w:type="spellEnd"/>
-      <w:r>
-        <w:rPr>
-          <w:rFonts w:ascii="Courier New" w:eastAsia="Times New Roman" w:hAnsi="Courier New" w:cs="Courier New"/>
-          <w:color w:val="A9B7C6"/>
-          <w:sz w:val="20"/>
-          <w:szCs w:val="20"/>
-          <w:lang w:val="uk-UA" w:eastAsia="uk-UA"/>
-        </w:rPr>
-        <w:t>(</w:t>
-      </w:r>
-      <w:proofErr w:type="spellStart"/>
-      <w:r>
-        <w:rPr>
-          <w:rFonts w:ascii="Courier New" w:eastAsia="Times New Roman" w:hAnsi="Courier New" w:cs="Courier New"/>
-          <w:color w:val="A9B7C6"/>
-          <w:sz w:val="20"/>
-          <w:szCs w:val="20"/>
-          <w:lang w:val="uk-UA" w:eastAsia="uk-UA"/>
-        </w:rPr>
-        <w:t>ctypes.c_size_t</w:t>
-      </w:r>
-      <w:proofErr w:type="spellEnd"/>
-      <w:r>
-        <w:rPr>
-          <w:rFonts w:ascii="Courier New" w:eastAsia="Times New Roman" w:hAnsi="Courier New" w:cs="Courier New"/>
+        <w:t>rwptr_sizet = ndpointer(ctypes.c_size_t</w:t>
+      </w:r>
+      <w:r>
+        <w:rPr>
+          <w:rFonts w:ascii="Times New Roman" w:eastAsia="Times New Roman" w:hAnsi="Times New Roman" w:cs="Times New Roman"/>
           <w:color w:val="CC7832"/>
           <w:sz w:val="20"/>
           <w:szCs w:val="20"/>
@@ -1869,10 +1267,9 @@
         </w:rPr>
         <w:t xml:space="preserve">, </w:t>
       </w:r>
-      <w:proofErr w:type="spellStart"/>
-      <w:r>
-        <w:rPr>
-          <w:rFonts w:ascii="Courier New" w:eastAsia="Times New Roman" w:hAnsi="Courier New" w:cs="Courier New"/>
+      <w:r>
+        <w:rPr>
+          <w:rFonts w:ascii="Times New Roman" w:eastAsia="Times New Roman" w:hAnsi="Times New Roman" w:cs="Times New Roman"/>
           <w:color w:val="AA4926"/>
           <w:sz w:val="20"/>
           <w:szCs w:val="20"/>
@@ -1880,10 +1277,9 @@
         </w:rPr>
         <w:t>flags</w:t>
       </w:r>
-      <w:proofErr w:type="spellEnd"/>
-      <w:r>
-        <w:rPr>
-          <w:rFonts w:ascii="Courier New" w:eastAsia="Times New Roman" w:hAnsi="Courier New" w:cs="Courier New"/>
+      <w:r>
+        <w:rPr>
+          <w:rFonts w:ascii="Times New Roman" w:eastAsia="Times New Roman" w:hAnsi="Times New Roman" w:cs="Times New Roman"/>
           <w:color w:val="A9B7C6"/>
           <w:sz w:val="20"/>
           <w:szCs w:val="20"/>
@@ -1893,7 +1289,7 @@
       </w:r>
       <w:r>
         <w:rPr>
-          <w:rFonts w:ascii="Courier New" w:eastAsia="Times New Roman" w:hAnsi="Courier New" w:cs="Courier New"/>
+          <w:rFonts w:ascii="Times New Roman" w:eastAsia="Times New Roman" w:hAnsi="Times New Roman" w:cs="Times New Roman"/>
           <w:color w:val="6A8759"/>
           <w:sz w:val="20"/>
           <w:szCs w:val="20"/>
@@ -1903,7 +1299,7 @@
       </w:r>
       <w:r>
         <w:rPr>
-          <w:rFonts w:ascii="Courier New" w:eastAsia="Times New Roman" w:hAnsi="Courier New" w:cs="Courier New"/>
+          <w:rFonts w:ascii="Times New Roman" w:eastAsia="Times New Roman" w:hAnsi="Times New Roman" w:cs="Times New Roman"/>
           <w:color w:val="CC7832"/>
           <w:sz w:val="20"/>
           <w:szCs w:val="20"/>
@@ -1913,7 +1309,7 @@
       </w:r>
       <w:r>
         <w:rPr>
-          <w:rFonts w:ascii="Courier New" w:eastAsia="Times New Roman" w:hAnsi="Courier New" w:cs="Courier New"/>
+          <w:rFonts w:ascii="Times New Roman" w:eastAsia="Times New Roman" w:hAnsi="Times New Roman" w:cs="Times New Roman"/>
           <w:color w:val="6A8759"/>
           <w:sz w:val="20"/>
           <w:szCs w:val="20"/>
@@ -1923,7 +1319,7 @@
       </w:r>
       <w:r>
         <w:rPr>
-          <w:rFonts w:ascii="Courier New" w:eastAsia="Times New Roman" w:hAnsi="Courier New" w:cs="Courier New"/>
+          <w:rFonts w:ascii="Times New Roman" w:eastAsia="Times New Roman" w:hAnsi="Times New Roman" w:cs="Times New Roman"/>
           <w:color w:val="CC7832"/>
           <w:sz w:val="20"/>
           <w:szCs w:val="20"/>
@@ -1933,7 +1329,7 @@
       </w:r>
       <w:r>
         <w:rPr>
-          <w:rFonts w:ascii="Courier New" w:eastAsia="Times New Roman" w:hAnsi="Courier New" w:cs="Courier New"/>
+          <w:rFonts w:ascii="Times New Roman" w:eastAsia="Times New Roman" w:hAnsi="Times New Roman" w:cs="Times New Roman"/>
           <w:color w:val="6A8759"/>
           <w:sz w:val="20"/>
           <w:szCs w:val="20"/>
@@ -1943,7 +1339,7 @@
       </w:r>
       <w:r>
         <w:rPr>
-          <w:rFonts w:ascii="Courier New" w:eastAsia="Times New Roman" w:hAnsi="Courier New" w:cs="Courier New"/>
+          <w:rFonts w:ascii="Times New Roman" w:eastAsia="Times New Roman" w:hAnsi="Times New Roman" w:cs="Times New Roman"/>
           <w:color w:val="A9B7C6"/>
           <w:sz w:val="20"/>
           <w:szCs w:val="20"/>
@@ -1975,7 +1371,7 @@
         </w:tabs>
         <w:spacing w:after="0" w:line="240" w:lineRule="auto"/>
         <w:rPr>
-          <w:rFonts w:ascii="Courier New" w:eastAsia="Times New Roman" w:hAnsi="Courier New" w:cs="Courier New"/>
+          <w:rFonts w:ascii="Times New Roman" w:eastAsia="Times New Roman" w:hAnsi="Times New Roman" w:cs="Times New Roman"/>
           <w:color w:val="A9B7C6"/>
           <w:sz w:val="20"/>
           <w:szCs w:val="20"/>
@@ -1991,7 +1387,7 @@
         </w:numPr>
         <w:spacing w:before="100" w:beforeAutospacing="1" w:after="100" w:afterAutospacing="1" w:line="240" w:lineRule="auto"/>
         <w:rPr>
-          <w:rFonts w:ascii="Segoe UI" w:eastAsia="Times New Roman" w:hAnsi="Segoe UI" w:cs="Segoe UI"/>
+          <w:rFonts w:ascii="Times New Roman" w:eastAsia="Times New Roman" w:hAnsi="Times New Roman" w:cs="Times New Roman"/>
           <w:color w:val="161517"/>
           <w:sz w:val="21"/>
           <w:szCs w:val="21"/>
@@ -2000,7 +1396,7 @@
       </w:pPr>
       <w:r>
         <w:rPr>
-          <w:rFonts w:ascii="Courier New" w:eastAsia="Times New Roman" w:hAnsi="Courier New" w:cs="Courier New"/>
+          <w:rFonts w:ascii="Times New Roman" w:eastAsia="Times New Roman" w:hAnsi="Times New Roman" w:cs="Times New Roman"/>
           <w:b/>
           <w:bCs/>
           <w:color w:val="161517"/>
@@ -2012,7 +1408,7 @@
       </w:r>
       <w:r>
         <w:rPr>
-          <w:rFonts w:ascii="Segoe UI" w:eastAsia="Times New Roman" w:hAnsi="Segoe UI" w:cs="Segoe UI"/>
+          <w:rFonts w:ascii="Times New Roman" w:eastAsia="Times New Roman" w:hAnsi="Times New Roman" w:cs="Times New Roman"/>
           <w:color w:val="161517"/>
           <w:sz w:val="21"/>
           <w:szCs w:val="21"/>
@@ -2025,7 +1421,7 @@
       <w:pPr>
         <w:spacing w:before="100" w:beforeAutospacing="1" w:after="100" w:afterAutospacing="1" w:line="240" w:lineRule="auto"/>
         <w:rPr>
-          <w:rFonts w:ascii="Segoe UI" w:eastAsia="Times New Roman" w:hAnsi="Segoe UI" w:cs="Segoe UI"/>
+          <w:rFonts w:ascii="Times New Roman" w:eastAsia="Times New Roman" w:hAnsi="Times New Roman" w:cs="Times New Roman"/>
           <w:color w:val="161517"/>
           <w:sz w:val="21"/>
           <w:szCs w:val="21"/>
@@ -2034,19 +1430,18 @@
       </w:pPr>
       <w:r>
         <w:rPr>
-          <w:rFonts w:ascii="Segoe UI" w:eastAsia="Times New Roman" w:hAnsi="Segoe UI" w:cs="Segoe UI"/>
+          <w:rFonts w:ascii="Times New Roman" w:eastAsia="Times New Roman" w:hAnsi="Times New Roman" w:cs="Times New Roman"/>
           <w:color w:val="161517"/>
           <w:sz w:val="21"/>
           <w:szCs w:val="21"/>
           <w:highlight w:val="red"/>
           <w:lang w:val="uk-UA" w:eastAsia="uk-UA"/>
         </w:rPr>
-        <w:lastRenderedPageBreak/>
         <w:t xml:space="preserve">Можливо для значень </w:t>
       </w:r>
       <w:r>
         <w:rPr>
-          <w:rFonts w:ascii="Segoe UI" w:eastAsia="Times New Roman" w:hAnsi="Segoe UI" w:cs="Segoe UI"/>
+          <w:rFonts w:ascii="Times New Roman" w:eastAsia="Times New Roman" w:hAnsi="Times New Roman" w:cs="Times New Roman"/>
           <w:color w:val="161517"/>
           <w:sz w:val="21"/>
           <w:szCs w:val="21"/>
@@ -2057,7 +1452,7 @@
       </w:r>
       <w:r>
         <w:rPr>
-          <w:rFonts w:ascii="Segoe UI" w:eastAsia="Times New Roman" w:hAnsi="Segoe UI" w:cs="Segoe UI"/>
+          <w:rFonts w:ascii="Times New Roman" w:eastAsia="Times New Roman" w:hAnsi="Times New Roman" w:cs="Times New Roman"/>
           <w:color w:val="161517"/>
           <w:sz w:val="21"/>
           <w:szCs w:val="21"/>
@@ -2068,7 +1463,7 @@
       </w:r>
       <w:r>
         <w:rPr>
-          <w:rFonts w:ascii="Segoe UI" w:eastAsia="Times New Roman" w:hAnsi="Segoe UI" w:cs="Segoe UI"/>
+          <w:rFonts w:ascii="Times New Roman" w:eastAsia="Times New Roman" w:hAnsi="Times New Roman" w:cs="Times New Roman"/>
           <w:color w:val="161517"/>
           <w:sz w:val="21"/>
           <w:szCs w:val="21"/>
@@ -2101,17 +1496,290 @@
         </w:tabs>
         <w:spacing w:after="0" w:line="240" w:lineRule="auto"/>
         <w:rPr>
-          <w:rFonts w:ascii="Courier New" w:eastAsia="Times New Roman" w:hAnsi="Courier New" w:cs="Courier New"/>
-          <w:color w:val="A9B7C6"/>
-          <w:sz w:val="20"/>
-          <w:szCs w:val="20"/>
-          <w:lang w:val="uk-UA" w:eastAsia="uk-UA"/>
-        </w:rPr>
-      </w:pPr>
-      <w:proofErr w:type="spellStart"/>
-      <w:r>
-        <w:rPr>
-          <w:rFonts w:ascii="Courier New" w:eastAsia="Times New Roman" w:hAnsi="Courier New" w:cs="Courier New"/>
+          <w:rFonts w:ascii="Times New Roman" w:eastAsia="Times New Roman" w:hAnsi="Times New Roman" w:cs="Times New Roman"/>
+          <w:color w:val="A9B7C6"/>
+          <w:sz w:val="20"/>
+          <w:szCs w:val="20"/>
+          <w:lang w:val="uk-UA" w:eastAsia="uk-UA"/>
+        </w:rPr>
+      </w:pPr>
+      <w:r>
+        <w:rPr>
+          <w:rFonts w:ascii="Times New Roman" w:eastAsia="Times New Roman" w:hAnsi="Times New Roman" w:cs="Times New Roman"/>
+          <w:color w:val="A9B7C6"/>
+          <w:sz w:val="20"/>
+          <w:szCs w:val="20"/>
+          <w:lang w:val="uk-UA" w:eastAsia="uk-UA"/>
+        </w:rPr>
+        <w:t>rwptr = ndpointer(</w:t>
+      </w:r>
+      <w:r>
+        <w:rPr>
+          <w:rFonts w:ascii="Times New Roman" w:eastAsia="Times New Roman" w:hAnsi="Times New Roman" w:cs="Times New Roman"/>
+          <w:color w:val="8888C6"/>
+          <w:sz w:val="20"/>
+          <w:szCs w:val="20"/>
+          <w:lang w:val="uk-UA" w:eastAsia="uk-UA"/>
+        </w:rPr>
+        <w:t>float</w:t>
+      </w:r>
+      <w:r>
+        <w:rPr>
+          <w:rFonts w:ascii="Times New Roman" w:eastAsia="Times New Roman" w:hAnsi="Times New Roman" w:cs="Times New Roman"/>
+          <w:color w:val="CC7832"/>
+          <w:sz w:val="20"/>
+          <w:szCs w:val="20"/>
+          <w:lang w:val="uk-UA" w:eastAsia="uk-UA"/>
+        </w:rPr>
+        <w:t xml:space="preserve">, </w:t>
+      </w:r>
+      <w:r>
+        <w:rPr>
+          <w:rFonts w:ascii="Times New Roman" w:eastAsia="Times New Roman" w:hAnsi="Times New Roman" w:cs="Times New Roman"/>
+          <w:color w:val="AA4926"/>
+          <w:sz w:val="20"/>
+          <w:szCs w:val="20"/>
+          <w:lang w:val="uk-UA" w:eastAsia="uk-UA"/>
+        </w:rPr>
+        <w:t>flags</w:t>
+      </w:r>
+      <w:r>
+        <w:rPr>
+          <w:rFonts w:ascii="Times New Roman" w:eastAsia="Times New Roman" w:hAnsi="Times New Roman" w:cs="Times New Roman"/>
+          <w:color w:val="A9B7C6"/>
+          <w:sz w:val="20"/>
+          <w:szCs w:val="20"/>
+          <w:lang w:val="uk-UA" w:eastAsia="uk-UA"/>
+        </w:rPr>
+        <w:t>=(</w:t>
+      </w:r>
+      <w:r>
+        <w:rPr>
+          <w:rFonts w:ascii="Times New Roman" w:eastAsia="Times New Roman" w:hAnsi="Times New Roman" w:cs="Times New Roman"/>
+          <w:color w:val="6A8759"/>
+          <w:sz w:val="20"/>
+          <w:szCs w:val="20"/>
+          <w:lang w:val="uk-UA" w:eastAsia="uk-UA"/>
+        </w:rPr>
+        <w:t>'C'</w:t>
+      </w:r>
+      <w:r>
+        <w:rPr>
+          <w:rFonts w:ascii="Times New Roman" w:eastAsia="Times New Roman" w:hAnsi="Times New Roman" w:cs="Times New Roman"/>
+          <w:color w:val="CC7832"/>
+          <w:sz w:val="20"/>
+          <w:szCs w:val="20"/>
+          <w:lang w:val="uk-UA" w:eastAsia="uk-UA"/>
+        </w:rPr>
+        <w:t>,</w:t>
+      </w:r>
+      <w:r>
+        <w:rPr>
+          <w:rFonts w:ascii="Times New Roman" w:eastAsia="Times New Roman" w:hAnsi="Times New Roman" w:cs="Times New Roman"/>
+          <w:color w:val="6A8759"/>
+          <w:sz w:val="20"/>
+          <w:szCs w:val="20"/>
+          <w:lang w:val="uk-UA" w:eastAsia="uk-UA"/>
+        </w:rPr>
+        <w:t>'A'</w:t>
+      </w:r>
+      <w:r>
+        <w:rPr>
+          <w:rFonts w:ascii="Times New Roman" w:eastAsia="Times New Roman" w:hAnsi="Times New Roman" w:cs="Times New Roman"/>
+          <w:color w:val="CC7832"/>
+          <w:sz w:val="20"/>
+          <w:szCs w:val="20"/>
+          <w:lang w:val="uk-UA" w:eastAsia="uk-UA"/>
+        </w:rPr>
+        <w:t>,</w:t>
+      </w:r>
+      <w:r>
+        <w:rPr>
+          <w:rFonts w:ascii="Times New Roman" w:eastAsia="Times New Roman" w:hAnsi="Times New Roman" w:cs="Times New Roman"/>
+          <w:color w:val="6A8759"/>
+          <w:sz w:val="20"/>
+          <w:szCs w:val="20"/>
+          <w:lang w:val="uk-UA" w:eastAsia="uk-UA"/>
+        </w:rPr>
+        <w:t>'W'</w:t>
+      </w:r>
+      <w:r>
+        <w:rPr>
+          <w:rFonts w:ascii="Times New Roman" w:eastAsia="Times New Roman" w:hAnsi="Times New Roman" w:cs="Times New Roman"/>
+          <w:color w:val="A9B7C6"/>
+          <w:sz w:val="20"/>
+          <w:szCs w:val="20"/>
+          <w:lang w:val="uk-UA" w:eastAsia="uk-UA"/>
+        </w:rPr>
+        <w:t>))</w:t>
+      </w:r>
+      <w:r>
+        <w:rPr>
+          <w:rFonts w:ascii="Times New Roman" w:eastAsia="Times New Roman" w:hAnsi="Times New Roman" w:cs="Times New Roman"/>
+          <w:color w:val="A9B7C6"/>
+          <w:sz w:val="20"/>
+          <w:szCs w:val="20"/>
+          <w:lang w:val="uk-UA" w:eastAsia="uk-UA"/>
+        </w:rPr>
+        <w:br/>
+        <w:t>rwptr_sizet = ndpointer(ctypes.c_size_t</w:t>
+      </w:r>
+      <w:r>
+        <w:rPr>
+          <w:rFonts w:ascii="Times New Roman" w:eastAsia="Times New Roman" w:hAnsi="Times New Roman" w:cs="Times New Roman"/>
+          <w:color w:val="CC7832"/>
+          <w:sz w:val="20"/>
+          <w:szCs w:val="20"/>
+          <w:lang w:val="uk-UA" w:eastAsia="uk-UA"/>
+        </w:rPr>
+        <w:t xml:space="preserve">, </w:t>
+      </w:r>
+      <w:r>
+        <w:rPr>
+          <w:rFonts w:ascii="Times New Roman" w:eastAsia="Times New Roman" w:hAnsi="Times New Roman" w:cs="Times New Roman"/>
+          <w:color w:val="AA4926"/>
+          <w:sz w:val="20"/>
+          <w:szCs w:val="20"/>
+          <w:lang w:val="uk-UA" w:eastAsia="uk-UA"/>
+        </w:rPr>
+        <w:t>flags</w:t>
+      </w:r>
+      <w:r>
+        <w:rPr>
+          <w:rFonts w:ascii="Times New Roman" w:eastAsia="Times New Roman" w:hAnsi="Times New Roman" w:cs="Times New Roman"/>
+          <w:color w:val="A9B7C6"/>
+          <w:sz w:val="20"/>
+          <w:szCs w:val="20"/>
+          <w:lang w:val="uk-UA" w:eastAsia="uk-UA"/>
+        </w:rPr>
+        <w:t>=(</w:t>
+      </w:r>
+      <w:r>
+        <w:rPr>
+          <w:rFonts w:ascii="Times New Roman" w:eastAsia="Times New Roman" w:hAnsi="Times New Roman" w:cs="Times New Roman"/>
+          <w:color w:val="6A8759"/>
+          <w:sz w:val="20"/>
+          <w:szCs w:val="20"/>
+          <w:lang w:val="uk-UA" w:eastAsia="uk-UA"/>
+        </w:rPr>
+        <w:t>'C'</w:t>
+      </w:r>
+      <w:r>
+        <w:rPr>
+          <w:rFonts w:ascii="Times New Roman" w:eastAsia="Times New Roman" w:hAnsi="Times New Roman" w:cs="Times New Roman"/>
+          <w:color w:val="CC7832"/>
+          <w:sz w:val="20"/>
+          <w:szCs w:val="20"/>
+          <w:lang w:val="uk-UA" w:eastAsia="uk-UA"/>
+        </w:rPr>
+        <w:t>,</w:t>
+      </w:r>
+      <w:r>
+        <w:rPr>
+          <w:rFonts w:ascii="Times New Roman" w:eastAsia="Times New Roman" w:hAnsi="Times New Roman" w:cs="Times New Roman"/>
+          <w:color w:val="6A8759"/>
+          <w:sz w:val="20"/>
+          <w:szCs w:val="20"/>
+          <w:lang w:val="uk-UA" w:eastAsia="uk-UA"/>
+        </w:rPr>
+        <w:t>'A'</w:t>
+      </w:r>
+      <w:r>
+        <w:rPr>
+          <w:rFonts w:ascii="Times New Roman" w:eastAsia="Times New Roman" w:hAnsi="Times New Roman" w:cs="Times New Roman"/>
+          <w:color w:val="CC7832"/>
+          <w:sz w:val="20"/>
+          <w:szCs w:val="20"/>
+          <w:lang w:val="uk-UA" w:eastAsia="uk-UA"/>
+        </w:rPr>
+        <w:t>,</w:t>
+      </w:r>
+      <w:r>
+        <w:rPr>
+          <w:rFonts w:ascii="Times New Roman" w:eastAsia="Times New Roman" w:hAnsi="Times New Roman" w:cs="Times New Roman"/>
+          <w:color w:val="6A8759"/>
+          <w:sz w:val="20"/>
+          <w:szCs w:val="20"/>
+          <w:lang w:val="uk-UA" w:eastAsia="uk-UA"/>
+        </w:rPr>
+        <w:t>'W'</w:t>
+      </w:r>
+      <w:r>
+        <w:rPr>
+          <w:rFonts w:ascii="Times New Roman" w:eastAsia="Times New Roman" w:hAnsi="Times New Roman" w:cs="Times New Roman"/>
+          <w:color w:val="A9B7C6"/>
+          <w:sz w:val="20"/>
+          <w:szCs w:val="20"/>
+          <w:lang w:val="uk-UA" w:eastAsia="uk-UA"/>
+        </w:rPr>
+        <w:t>))</w:t>
+      </w:r>
+      <w:r>
+        <w:rPr>
+          <w:rFonts w:ascii="Times New Roman" w:eastAsia="Times New Roman" w:hAnsi="Times New Roman" w:cs="Times New Roman"/>
+          <w:color w:val="A9B7C6"/>
+          <w:sz w:val="20"/>
+          <w:szCs w:val="20"/>
+          <w:lang w:val="uk-UA" w:eastAsia="uk-UA"/>
+        </w:rPr>
+        <w:br/>
+      </w:r>
+      <w:r>
+        <w:rPr>
+          <w:rFonts w:ascii="Times New Roman" w:eastAsia="Times New Roman" w:hAnsi="Times New Roman" w:cs="Times New Roman"/>
+          <w:color w:val="A9B7C6"/>
+          <w:sz w:val="20"/>
+          <w:szCs w:val="20"/>
+          <w:lang w:val="uk-UA" w:eastAsia="uk-UA"/>
+        </w:rPr>
+        <w:lastRenderedPageBreak/>
+        <w:br/>
+        <w:t>lib.curve_length.restype = ctypes.c_int</w:t>
+      </w:r>
+      <w:r>
+        <w:rPr>
+          <w:rFonts w:ascii="Times New Roman" w:eastAsia="Times New Roman" w:hAnsi="Times New Roman" w:cs="Times New Roman"/>
+          <w:color w:val="A9B7C6"/>
+          <w:sz w:val="20"/>
+          <w:szCs w:val="20"/>
+          <w:lang w:val="uk-UA" w:eastAsia="uk-UA"/>
+        </w:rPr>
+        <w:br/>
+        <w:t>lib.curve_length.argtypes = [rwptr_sizet</w:t>
+      </w:r>
+      <w:r>
+        <w:rPr>
+          <w:rFonts w:ascii="Times New Roman" w:eastAsia="Times New Roman" w:hAnsi="Times New Roman" w:cs="Times New Roman"/>
+          <w:color w:val="CC7832"/>
+          <w:sz w:val="20"/>
+          <w:szCs w:val="20"/>
+          <w:lang w:val="uk-UA" w:eastAsia="uk-UA"/>
+        </w:rPr>
+        <w:t xml:space="preserve">, </w:t>
+      </w:r>
+      <w:r>
+        <w:rPr>
+          <w:rFonts w:ascii="Times New Roman" w:eastAsia="Times New Roman" w:hAnsi="Times New Roman" w:cs="Times New Roman"/>
+          <w:color w:val="A9B7C6"/>
+          <w:sz w:val="20"/>
+          <w:szCs w:val="20"/>
+          <w:lang w:val="uk-UA" w:eastAsia="uk-UA"/>
+        </w:rPr>
+        <w:t>ctypes.c_size_t</w:t>
+      </w:r>
+      <w:r>
+        <w:rPr>
+          <w:rFonts w:ascii="Times New Roman" w:eastAsia="Times New Roman" w:hAnsi="Times New Roman" w:cs="Times New Roman"/>
+          <w:color w:val="CC7832"/>
+          <w:sz w:val="20"/>
+          <w:szCs w:val="20"/>
+          <w:lang w:val="uk-UA" w:eastAsia="uk-UA"/>
+        </w:rPr>
+        <w:t xml:space="preserve">, </w:t>
+      </w:r>
+      <w:r>
+        <w:rPr>
+          <w:rFonts w:ascii="Times New Roman" w:eastAsia="Times New Roman" w:hAnsi="Times New Roman" w:cs="Times New Roman"/>
           <w:color w:val="A9B7C6"/>
           <w:sz w:val="20"/>
           <w:szCs w:val="20"/>
@@ -2119,54 +1787,9 @@
         </w:rPr>
         <w:t>rwptr</w:t>
       </w:r>
-      <w:proofErr w:type="spellEnd"/>
-      <w:r>
-        <w:rPr>
-          <w:rFonts w:ascii="Courier New" w:eastAsia="Times New Roman" w:hAnsi="Courier New" w:cs="Courier New"/>
-          <w:color w:val="A9B7C6"/>
-          <w:sz w:val="20"/>
-          <w:szCs w:val="20"/>
-          <w:lang w:val="uk-UA" w:eastAsia="uk-UA"/>
-        </w:rPr>
-        <w:t xml:space="preserve"> = </w:t>
-      </w:r>
-      <w:proofErr w:type="spellStart"/>
-      <w:r>
-        <w:rPr>
-          <w:rFonts w:ascii="Courier New" w:eastAsia="Times New Roman" w:hAnsi="Courier New" w:cs="Courier New"/>
-          <w:color w:val="A9B7C6"/>
-          <w:sz w:val="20"/>
-          <w:szCs w:val="20"/>
-          <w:lang w:val="uk-UA" w:eastAsia="uk-UA"/>
-        </w:rPr>
-        <w:t>ndpointer</w:t>
-      </w:r>
-      <w:proofErr w:type="spellEnd"/>
-      <w:r>
-        <w:rPr>
-          <w:rFonts w:ascii="Courier New" w:eastAsia="Times New Roman" w:hAnsi="Courier New" w:cs="Courier New"/>
-          <w:color w:val="A9B7C6"/>
-          <w:sz w:val="20"/>
-          <w:szCs w:val="20"/>
-          <w:lang w:val="uk-UA" w:eastAsia="uk-UA"/>
-        </w:rPr>
-        <w:t>(</w:t>
-      </w:r>
-      <w:proofErr w:type="spellStart"/>
-      <w:r>
-        <w:rPr>
-          <w:rFonts w:ascii="Courier New" w:eastAsia="Times New Roman" w:hAnsi="Courier New" w:cs="Courier New"/>
-          <w:color w:val="8888C6"/>
-          <w:sz w:val="20"/>
-          <w:szCs w:val="20"/>
-          <w:lang w:val="uk-UA" w:eastAsia="uk-UA"/>
-        </w:rPr>
-        <w:t>float</w:t>
-      </w:r>
-      <w:proofErr w:type="spellEnd"/>
-      <w:r>
-        <w:rPr>
-          <w:rFonts w:ascii="Courier New" w:eastAsia="Times New Roman" w:hAnsi="Courier New" w:cs="Courier New"/>
+      <w:r>
+        <w:rPr>
+          <w:rFonts w:ascii="Times New Roman" w:eastAsia="Times New Roman" w:hAnsi="Times New Roman" w:cs="Times New Roman"/>
           <w:color w:val="CC7832"/>
           <w:sz w:val="20"/>
           <w:szCs w:val="20"/>
@@ -2174,441 +1797,35 @@
         </w:rPr>
         <w:t xml:space="preserve">, </w:t>
       </w:r>
-      <w:proofErr w:type="spellStart"/>
-      <w:r>
-        <w:rPr>
-          <w:rFonts w:ascii="Courier New" w:eastAsia="Times New Roman" w:hAnsi="Courier New" w:cs="Courier New"/>
-          <w:color w:val="AA4926"/>
-          <w:sz w:val="20"/>
-          <w:szCs w:val="20"/>
-          <w:lang w:val="uk-UA" w:eastAsia="uk-UA"/>
-        </w:rPr>
-        <w:t>flags</w:t>
-      </w:r>
-      <w:proofErr w:type="spellEnd"/>
-      <w:r>
-        <w:rPr>
-          <w:rFonts w:ascii="Courier New" w:eastAsia="Times New Roman" w:hAnsi="Courier New" w:cs="Courier New"/>
-          <w:color w:val="A9B7C6"/>
-          <w:sz w:val="20"/>
-          <w:szCs w:val="20"/>
-          <w:lang w:val="uk-UA" w:eastAsia="uk-UA"/>
-        </w:rPr>
-        <w:t>=(</w:t>
-      </w:r>
-      <w:r>
-        <w:rPr>
-          <w:rFonts w:ascii="Courier New" w:eastAsia="Times New Roman" w:hAnsi="Courier New" w:cs="Courier New"/>
-          <w:color w:val="6A8759"/>
-          <w:sz w:val="20"/>
-          <w:szCs w:val="20"/>
-          <w:lang w:val="uk-UA" w:eastAsia="uk-UA"/>
-        </w:rPr>
-        <w:t>'C'</w:t>
-      </w:r>
-      <w:r>
-        <w:rPr>
-          <w:rFonts w:ascii="Courier New" w:eastAsia="Times New Roman" w:hAnsi="Courier New" w:cs="Courier New"/>
+      <w:r>
+        <w:rPr>
+          <w:rFonts w:ascii="Times New Roman" w:eastAsia="Times New Roman" w:hAnsi="Times New Roman" w:cs="Times New Roman"/>
+          <w:color w:val="A9B7C6"/>
+          <w:sz w:val="20"/>
+          <w:szCs w:val="20"/>
+          <w:lang w:val="uk-UA" w:eastAsia="uk-UA"/>
+        </w:rPr>
+        <w:t>ctypes.c_size_t</w:t>
+      </w:r>
+      <w:r>
+        <w:rPr>
+          <w:rFonts w:ascii="Times New Roman" w:eastAsia="Times New Roman" w:hAnsi="Times New Roman" w:cs="Times New Roman"/>
           <w:color w:val="CC7832"/>
           <w:sz w:val="20"/>
           <w:szCs w:val="20"/>
           <w:lang w:val="uk-UA" w:eastAsia="uk-UA"/>
         </w:rPr>
-        <w:t>,</w:t>
-      </w:r>
-      <w:r>
-        <w:rPr>
-          <w:rFonts w:ascii="Courier New" w:eastAsia="Times New Roman" w:hAnsi="Courier New" w:cs="Courier New"/>
-          <w:color w:val="6A8759"/>
-          <w:sz w:val="20"/>
-          <w:szCs w:val="20"/>
-          <w:lang w:val="uk-UA" w:eastAsia="uk-UA"/>
-        </w:rPr>
-        <w:t>'A'</w:t>
-      </w:r>
-      <w:r>
-        <w:rPr>
-          <w:rFonts w:ascii="Courier New" w:eastAsia="Times New Roman" w:hAnsi="Courier New" w:cs="Courier New"/>
-          <w:color w:val="CC7832"/>
-          <w:sz w:val="20"/>
-          <w:szCs w:val="20"/>
-          <w:lang w:val="uk-UA" w:eastAsia="uk-UA"/>
-        </w:rPr>
-        <w:t>,</w:t>
-      </w:r>
-      <w:r>
-        <w:rPr>
-          <w:rFonts w:ascii="Courier New" w:eastAsia="Times New Roman" w:hAnsi="Courier New" w:cs="Courier New"/>
-          <w:color w:val="6A8759"/>
-          <w:sz w:val="20"/>
-          <w:szCs w:val="20"/>
-          <w:lang w:val="uk-UA" w:eastAsia="uk-UA"/>
-        </w:rPr>
-        <w:t>'W'</w:t>
-      </w:r>
-      <w:r>
-        <w:rPr>
-          <w:rFonts w:ascii="Courier New" w:eastAsia="Times New Roman" w:hAnsi="Courier New" w:cs="Courier New"/>
-          <w:color w:val="A9B7C6"/>
-          <w:sz w:val="20"/>
-          <w:szCs w:val="20"/>
-          <w:lang w:val="uk-UA" w:eastAsia="uk-UA"/>
-        </w:rPr>
-        <w:t>))</w:t>
-      </w:r>
-      <w:r>
-        <w:rPr>
-          <w:rFonts w:ascii="Courier New" w:eastAsia="Times New Roman" w:hAnsi="Courier New" w:cs="Courier New"/>
-          <w:color w:val="A9B7C6"/>
-          <w:sz w:val="20"/>
-          <w:szCs w:val="20"/>
-          <w:lang w:val="uk-UA" w:eastAsia="uk-UA"/>
-        </w:rPr>
-        <w:br/>
-      </w:r>
-      <w:proofErr w:type="spellStart"/>
-      <w:r>
-        <w:rPr>
-          <w:rFonts w:ascii="Courier New" w:eastAsia="Times New Roman" w:hAnsi="Courier New" w:cs="Courier New"/>
-          <w:color w:val="A9B7C6"/>
-          <w:sz w:val="20"/>
-          <w:szCs w:val="20"/>
-          <w:lang w:val="uk-UA" w:eastAsia="uk-UA"/>
-        </w:rPr>
-        <w:t>rwptr_sizet</w:t>
-      </w:r>
-      <w:proofErr w:type="spellEnd"/>
-      <w:r>
-        <w:rPr>
-          <w:rFonts w:ascii="Courier New" w:eastAsia="Times New Roman" w:hAnsi="Courier New" w:cs="Courier New"/>
-          <w:color w:val="A9B7C6"/>
-          <w:sz w:val="20"/>
-          <w:szCs w:val="20"/>
-          <w:lang w:val="uk-UA" w:eastAsia="uk-UA"/>
-        </w:rPr>
-        <w:t xml:space="preserve"> = </w:t>
-      </w:r>
-      <w:proofErr w:type="spellStart"/>
-      <w:r>
-        <w:rPr>
-          <w:rFonts w:ascii="Courier New" w:eastAsia="Times New Roman" w:hAnsi="Courier New" w:cs="Courier New"/>
-          <w:color w:val="A9B7C6"/>
-          <w:sz w:val="20"/>
-          <w:szCs w:val="20"/>
-          <w:lang w:val="uk-UA" w:eastAsia="uk-UA"/>
-        </w:rPr>
-        <w:t>ndpointer</w:t>
-      </w:r>
-      <w:proofErr w:type="spellEnd"/>
-      <w:r>
-        <w:rPr>
-          <w:rFonts w:ascii="Courier New" w:eastAsia="Times New Roman" w:hAnsi="Courier New" w:cs="Courier New"/>
-          <w:color w:val="A9B7C6"/>
-          <w:sz w:val="20"/>
-          <w:szCs w:val="20"/>
-          <w:lang w:val="uk-UA" w:eastAsia="uk-UA"/>
-        </w:rPr>
-        <w:t>(</w:t>
-      </w:r>
-      <w:proofErr w:type="spellStart"/>
-      <w:r>
-        <w:rPr>
-          <w:rFonts w:ascii="Courier New" w:eastAsia="Times New Roman" w:hAnsi="Courier New" w:cs="Courier New"/>
-          <w:color w:val="A9B7C6"/>
-          <w:sz w:val="20"/>
-          <w:szCs w:val="20"/>
-          <w:lang w:val="uk-UA" w:eastAsia="uk-UA"/>
-        </w:rPr>
-        <w:t>ctypes.c_size_t</w:t>
-      </w:r>
-      <w:proofErr w:type="spellEnd"/>
-      <w:r>
-        <w:rPr>
-          <w:rFonts w:ascii="Courier New" w:eastAsia="Times New Roman" w:hAnsi="Courier New" w:cs="Courier New"/>
-          <w:color w:val="CC7832"/>
-          <w:sz w:val="20"/>
-          <w:szCs w:val="20"/>
-          <w:lang w:val="uk-UA" w:eastAsia="uk-UA"/>
-        </w:rPr>
         <w:t xml:space="preserve">, </w:t>
       </w:r>
-      <w:proofErr w:type="spellStart"/>
-      <w:r>
-        <w:rPr>
-          <w:rFonts w:ascii="Courier New" w:eastAsia="Times New Roman" w:hAnsi="Courier New" w:cs="Courier New"/>
-          <w:color w:val="AA4926"/>
-          <w:sz w:val="20"/>
-          <w:szCs w:val="20"/>
-          <w:lang w:val="uk-UA" w:eastAsia="uk-UA"/>
-        </w:rPr>
-        <w:t>flags</w:t>
-      </w:r>
-      <w:proofErr w:type="spellEnd"/>
-      <w:r>
-        <w:rPr>
-          <w:rFonts w:ascii="Courier New" w:eastAsia="Times New Roman" w:hAnsi="Courier New" w:cs="Courier New"/>
-          <w:color w:val="A9B7C6"/>
-          <w:sz w:val="20"/>
-          <w:szCs w:val="20"/>
-          <w:lang w:val="uk-UA" w:eastAsia="uk-UA"/>
-        </w:rPr>
-        <w:t>=(</w:t>
-      </w:r>
-      <w:r>
-        <w:rPr>
-          <w:rFonts w:ascii="Courier New" w:eastAsia="Times New Roman" w:hAnsi="Courier New" w:cs="Courier New"/>
-          <w:color w:val="6A8759"/>
-          <w:sz w:val="20"/>
-          <w:szCs w:val="20"/>
-          <w:lang w:val="uk-UA" w:eastAsia="uk-UA"/>
-        </w:rPr>
-        <w:t>'C'</w:t>
-      </w:r>
-      <w:r>
-        <w:rPr>
-          <w:rFonts w:ascii="Courier New" w:eastAsia="Times New Roman" w:hAnsi="Courier New" w:cs="Courier New"/>
-          <w:color w:val="CC7832"/>
-          <w:sz w:val="20"/>
-          <w:szCs w:val="20"/>
-          <w:lang w:val="uk-UA" w:eastAsia="uk-UA"/>
-        </w:rPr>
-        <w:t>,</w:t>
-      </w:r>
-      <w:r>
-        <w:rPr>
-          <w:rFonts w:ascii="Courier New" w:eastAsia="Times New Roman" w:hAnsi="Courier New" w:cs="Courier New"/>
-          <w:color w:val="6A8759"/>
-          <w:sz w:val="20"/>
-          <w:szCs w:val="20"/>
-          <w:lang w:val="uk-UA" w:eastAsia="uk-UA"/>
-        </w:rPr>
-        <w:t>'A'</w:t>
-      </w:r>
-      <w:r>
-        <w:rPr>
-          <w:rFonts w:ascii="Courier New" w:eastAsia="Times New Roman" w:hAnsi="Courier New" w:cs="Courier New"/>
-          <w:color w:val="CC7832"/>
-          <w:sz w:val="20"/>
-          <w:szCs w:val="20"/>
-          <w:lang w:val="uk-UA" w:eastAsia="uk-UA"/>
-        </w:rPr>
-        <w:t>,</w:t>
-      </w:r>
-      <w:r>
-        <w:rPr>
-          <w:rFonts w:ascii="Courier New" w:eastAsia="Times New Roman" w:hAnsi="Courier New" w:cs="Courier New"/>
-          <w:color w:val="6A8759"/>
-          <w:sz w:val="20"/>
-          <w:szCs w:val="20"/>
-          <w:lang w:val="uk-UA" w:eastAsia="uk-UA"/>
-        </w:rPr>
-        <w:t>'W'</w:t>
-      </w:r>
-      <w:r>
-        <w:rPr>
-          <w:rFonts w:ascii="Courier New" w:eastAsia="Times New Roman" w:hAnsi="Courier New" w:cs="Courier New"/>
-          <w:color w:val="A9B7C6"/>
-          <w:sz w:val="20"/>
-          <w:szCs w:val="20"/>
-          <w:lang w:val="uk-UA" w:eastAsia="uk-UA"/>
-        </w:rPr>
-        <w:t>))</w:t>
-      </w:r>
-      <w:r>
-        <w:rPr>
-          <w:rFonts w:ascii="Courier New" w:eastAsia="Times New Roman" w:hAnsi="Courier New" w:cs="Courier New"/>
-          <w:color w:val="A9B7C6"/>
-          <w:sz w:val="20"/>
-          <w:szCs w:val="20"/>
-          <w:lang w:val="uk-UA" w:eastAsia="uk-UA"/>
-        </w:rPr>
-        <w:br/>
-      </w:r>
-      <w:r>
-        <w:rPr>
-          <w:rFonts w:ascii="Courier New" w:eastAsia="Times New Roman" w:hAnsi="Courier New" w:cs="Courier New"/>
-          <w:color w:val="A9B7C6"/>
-          <w:sz w:val="20"/>
-          <w:szCs w:val="20"/>
-          <w:lang w:val="uk-UA" w:eastAsia="uk-UA"/>
-        </w:rPr>
-        <w:br/>
-      </w:r>
-      <w:proofErr w:type="spellStart"/>
-      <w:r>
-        <w:rPr>
-          <w:rFonts w:ascii="Courier New" w:eastAsia="Times New Roman" w:hAnsi="Courier New" w:cs="Courier New"/>
-          <w:color w:val="A9B7C6"/>
-          <w:sz w:val="20"/>
-          <w:szCs w:val="20"/>
-          <w:lang w:val="uk-UA" w:eastAsia="uk-UA"/>
-        </w:rPr>
-        <w:t>lib.curve_length.restype</w:t>
-      </w:r>
-      <w:proofErr w:type="spellEnd"/>
-      <w:r>
-        <w:rPr>
-          <w:rFonts w:ascii="Courier New" w:eastAsia="Times New Roman" w:hAnsi="Courier New" w:cs="Courier New"/>
-          <w:color w:val="A9B7C6"/>
-          <w:sz w:val="20"/>
-          <w:szCs w:val="20"/>
-          <w:lang w:val="uk-UA" w:eastAsia="uk-UA"/>
-        </w:rPr>
-        <w:t xml:space="preserve"> = </w:t>
-      </w:r>
-      <w:proofErr w:type="spellStart"/>
-      <w:r>
-        <w:rPr>
-          <w:rFonts w:ascii="Courier New" w:eastAsia="Times New Roman" w:hAnsi="Courier New" w:cs="Courier New"/>
-          <w:color w:val="A9B7C6"/>
-          <w:sz w:val="20"/>
-          <w:szCs w:val="20"/>
-          <w:lang w:val="uk-UA" w:eastAsia="uk-UA"/>
-        </w:rPr>
-        <w:t>ctypes.c_int</w:t>
-      </w:r>
-      <w:proofErr w:type="spellEnd"/>
-      <w:r>
-        <w:rPr>
-          <w:rFonts w:ascii="Courier New" w:eastAsia="Times New Roman" w:hAnsi="Courier New" w:cs="Courier New"/>
-          <w:color w:val="A9B7C6"/>
-          <w:sz w:val="20"/>
-          <w:szCs w:val="20"/>
-          <w:lang w:val="uk-UA" w:eastAsia="uk-UA"/>
-        </w:rPr>
-        <w:br/>
-      </w:r>
-      <w:proofErr w:type="spellStart"/>
-      <w:r>
-        <w:rPr>
-          <w:rFonts w:ascii="Courier New" w:eastAsia="Times New Roman" w:hAnsi="Courier New" w:cs="Courier New"/>
-          <w:color w:val="A9B7C6"/>
-          <w:sz w:val="20"/>
-          <w:szCs w:val="20"/>
-          <w:lang w:val="uk-UA" w:eastAsia="uk-UA"/>
-        </w:rPr>
-        <w:t>lib.curve_length.argtypes</w:t>
-      </w:r>
-      <w:proofErr w:type="spellEnd"/>
-      <w:r>
-        <w:rPr>
-          <w:rFonts w:ascii="Courier New" w:eastAsia="Times New Roman" w:hAnsi="Courier New" w:cs="Courier New"/>
-          <w:color w:val="A9B7C6"/>
-          <w:sz w:val="20"/>
-          <w:szCs w:val="20"/>
-          <w:lang w:val="uk-UA" w:eastAsia="uk-UA"/>
-        </w:rPr>
-        <w:t xml:space="preserve"> = [</w:t>
-      </w:r>
-      <w:proofErr w:type="spellStart"/>
-      <w:r>
-        <w:rPr>
-          <w:rFonts w:ascii="Courier New" w:eastAsia="Times New Roman" w:hAnsi="Courier New" w:cs="Courier New"/>
-          <w:color w:val="A9B7C6"/>
-          <w:sz w:val="20"/>
-          <w:szCs w:val="20"/>
-          <w:lang w:val="uk-UA" w:eastAsia="uk-UA"/>
-        </w:rPr>
-        <w:t>rwptr_sizet</w:t>
-      </w:r>
-      <w:proofErr w:type="spellEnd"/>
-      <w:r>
-        <w:rPr>
-          <w:rFonts w:ascii="Courier New" w:eastAsia="Times New Roman" w:hAnsi="Courier New" w:cs="Courier New"/>
-          <w:color w:val="CC7832"/>
-          <w:sz w:val="20"/>
-          <w:szCs w:val="20"/>
-          <w:lang w:val="uk-UA" w:eastAsia="uk-UA"/>
-        </w:rPr>
-        <w:t xml:space="preserve">, </w:t>
-      </w:r>
-      <w:proofErr w:type="spellStart"/>
-      <w:r>
-        <w:rPr>
-          <w:rFonts w:ascii="Courier New" w:eastAsia="Times New Roman" w:hAnsi="Courier New" w:cs="Courier New"/>
-          <w:color w:val="A9B7C6"/>
-          <w:sz w:val="20"/>
-          <w:szCs w:val="20"/>
-          <w:lang w:val="uk-UA" w:eastAsia="uk-UA"/>
-        </w:rPr>
-        <w:t>ctypes.c_size_t</w:t>
-      </w:r>
-      <w:proofErr w:type="spellEnd"/>
-      <w:r>
-        <w:rPr>
-          <w:rFonts w:ascii="Courier New" w:eastAsia="Times New Roman" w:hAnsi="Courier New" w:cs="Courier New"/>
-          <w:color w:val="CC7832"/>
-          <w:sz w:val="20"/>
-          <w:szCs w:val="20"/>
-          <w:lang w:val="uk-UA" w:eastAsia="uk-UA"/>
-        </w:rPr>
-        <w:t xml:space="preserve">, </w:t>
-      </w:r>
-      <w:proofErr w:type="spellStart"/>
-      <w:r>
-        <w:rPr>
-          <w:rFonts w:ascii="Courier New" w:eastAsia="Times New Roman" w:hAnsi="Courier New" w:cs="Courier New"/>
-          <w:color w:val="A9B7C6"/>
-          <w:sz w:val="20"/>
-          <w:szCs w:val="20"/>
-          <w:lang w:val="uk-UA" w:eastAsia="uk-UA"/>
-        </w:rPr>
-        <w:t>rwptr</w:t>
-      </w:r>
-      <w:proofErr w:type="spellEnd"/>
-      <w:r>
-        <w:rPr>
-          <w:rFonts w:ascii="Courier New" w:eastAsia="Times New Roman" w:hAnsi="Courier New" w:cs="Courier New"/>
-          <w:color w:val="CC7832"/>
-          <w:sz w:val="20"/>
-          <w:szCs w:val="20"/>
-          <w:lang w:val="uk-UA" w:eastAsia="uk-UA"/>
-        </w:rPr>
-        <w:t xml:space="preserve">, </w:t>
-      </w:r>
-      <w:proofErr w:type="spellStart"/>
-      <w:r>
-        <w:rPr>
-          <w:rFonts w:ascii="Courier New" w:eastAsia="Times New Roman" w:hAnsi="Courier New" w:cs="Courier New"/>
-          <w:color w:val="A9B7C6"/>
-          <w:sz w:val="20"/>
-          <w:szCs w:val="20"/>
-          <w:lang w:val="uk-UA" w:eastAsia="uk-UA"/>
-        </w:rPr>
-        <w:t>ctypes.c_size_t</w:t>
-      </w:r>
-      <w:proofErr w:type="spellEnd"/>
-      <w:r>
-        <w:rPr>
-          <w:rFonts w:ascii="Courier New" w:eastAsia="Times New Roman" w:hAnsi="Courier New" w:cs="Courier New"/>
-          <w:color w:val="CC7832"/>
-          <w:sz w:val="20"/>
-          <w:szCs w:val="20"/>
-          <w:lang w:val="uk-UA" w:eastAsia="uk-UA"/>
-        </w:rPr>
-        <w:t xml:space="preserve">, </w:t>
-      </w:r>
-      <w:proofErr w:type="spellStart"/>
-      <w:r>
-        <w:rPr>
-          <w:rFonts w:ascii="Courier New" w:eastAsia="Times New Roman" w:hAnsi="Courier New" w:cs="Courier New"/>
-          <w:color w:val="A9B7C6"/>
-          <w:sz w:val="20"/>
-          <w:szCs w:val="20"/>
-          <w:lang w:val="uk-UA" w:eastAsia="uk-UA"/>
-        </w:rPr>
-        <w:t>rwptr</w:t>
-      </w:r>
-      <w:proofErr w:type="spellEnd"/>
-      <w:r>
-        <w:rPr>
-          <w:rFonts w:ascii="Courier New" w:eastAsia="Times New Roman" w:hAnsi="Courier New" w:cs="Courier New"/>
-          <w:color w:val="A9B7C6"/>
-          <w:sz w:val="20"/>
-          <w:szCs w:val="20"/>
-          <w:lang w:val="uk-UA" w:eastAsia="uk-UA"/>
-        </w:rPr>
-        <w:t>]</w:t>
+      <w:r>
+        <w:rPr>
+          <w:rFonts w:ascii="Times New Roman" w:eastAsia="Times New Roman" w:hAnsi="Times New Roman" w:cs="Times New Roman"/>
+          <w:color w:val="A9B7C6"/>
+          <w:sz w:val="20"/>
+          <w:szCs w:val="20"/>
+          <w:lang w:val="uk-UA" w:eastAsia="uk-UA"/>
+        </w:rPr>
+        <w:t>rwptr]</w:t>
       </w:r>
     </w:p>
     <w:p>
@@ -2634,58 +1851,36 @@
         </w:tabs>
         <w:spacing w:after="0" w:line="240" w:lineRule="auto"/>
         <w:rPr>
-          <w:rFonts w:ascii="Courier New" w:eastAsia="Times New Roman" w:hAnsi="Courier New" w:cs="Courier New"/>
-          <w:color w:val="A9B7C6"/>
-          <w:sz w:val="20"/>
-          <w:szCs w:val="20"/>
-          <w:lang w:val="uk-UA" w:eastAsia="uk-UA"/>
-        </w:rPr>
-      </w:pPr>
-    </w:p>
-    <w:p>
-      <w:pPr>
-        <w:rPr>
-          <w:lang w:val="uk-UA"/>
-        </w:rPr>
-      </w:pPr>
-    </w:p>
-    <w:p>
-      <w:pPr>
-        <w:rPr>
-          <w:lang w:val="uk-UA"/>
-        </w:rPr>
-      </w:pPr>
-      <w:proofErr w:type="spellStart"/>
-      <w:r>
-        <w:rPr>
+          <w:rFonts w:ascii="Times New Roman" w:eastAsia="Times New Roman" w:hAnsi="Times New Roman" w:cs="Times New Roman"/>
+          <w:color w:val="A9B7C6"/>
+          <w:sz w:val="20"/>
+          <w:szCs w:val="20"/>
+          <w:lang w:val="uk-UA" w:eastAsia="uk-UA"/>
+        </w:rPr>
+      </w:pPr>
+    </w:p>
+    <w:p>
+      <w:pPr>
+        <w:rPr>
+          <w:rFonts w:ascii="Times New Roman" w:hAnsi="Times New Roman" w:cs="Times New Roman"/>
+          <w:lang w:val="uk-UA"/>
+        </w:rPr>
+      </w:pPr>
+    </w:p>
+    <w:p>
+      <w:pPr>
+        <w:rPr>
+          <w:rFonts w:ascii="Times New Roman" w:hAnsi="Times New Roman" w:cs="Times New Roman"/>
+          <w:lang w:val="uk-UA"/>
+        </w:rPr>
+      </w:pPr>
+      <w:r>
+        <w:rPr>
+          <w:rFonts w:ascii="Times New Roman" w:hAnsi="Times New Roman" w:cs="Times New Roman"/>
           <w:highlight w:val="red"/>
           <w:lang w:val="uk-UA"/>
         </w:rPr>
-        <w:t>Щомусь</w:t>
-      </w:r>
-      <w:proofErr w:type="spellEnd"/>
-      <w:r>
-        <w:rPr>
-          <w:highlight w:val="red"/>
-          <w:lang w:val="uk-UA"/>
-        </w:rPr>
-        <w:t xml:space="preserve"> не працює </w:t>
-      </w:r>
-      <w:proofErr w:type="spellStart"/>
-      <w:r>
-        <w:rPr>
-          <w:highlight w:val="red"/>
-          <w:lang w:val="uk-UA"/>
-        </w:rPr>
-        <w:t>строка</w:t>
-      </w:r>
-      <w:proofErr w:type="spellEnd"/>
-      <w:r>
-        <w:rPr>
-          <w:highlight w:val="red"/>
-          <w:lang w:val="uk-UA"/>
-        </w:rPr>
-        <w:t>, наведена нижче:</w:t>
+        <w:t>Щомусь не працює строка, наведена нижче:</w:t>
       </w:r>
     </w:p>
     <w:p>
@@ -2711,83 +1906,28 @@
         </w:tabs>
         <w:spacing w:after="0" w:line="240" w:lineRule="auto"/>
         <w:rPr>
-          <w:rFonts w:ascii="Courier New" w:eastAsia="Times New Roman" w:hAnsi="Courier New" w:cs="Courier New"/>
-          <w:color w:val="A9B7C6"/>
-          <w:sz w:val="20"/>
-          <w:szCs w:val="20"/>
-          <w:lang w:val="uk-UA" w:eastAsia="uk-UA"/>
-        </w:rPr>
-      </w:pPr>
-      <w:proofErr w:type="spellStart"/>
-      <w:r>
-        <w:rPr>
-          <w:rFonts w:ascii="Courier New" w:eastAsia="Times New Roman" w:hAnsi="Courier New" w:cs="Courier New"/>
-          <w:color w:val="A9B7C6"/>
-          <w:sz w:val="20"/>
-          <w:szCs w:val="20"/>
-          <w:lang w:val="uk-UA" w:eastAsia="uk-UA"/>
-        </w:rPr>
-        <w:t>lib</w:t>
-      </w:r>
-      <w:proofErr w:type="spellEnd"/>
-      <w:r>
-        <w:rPr>
-          <w:rFonts w:ascii="Courier New" w:eastAsia="Times New Roman" w:hAnsi="Courier New" w:cs="Courier New"/>
-          <w:color w:val="A9B7C6"/>
-          <w:sz w:val="20"/>
-          <w:szCs w:val="20"/>
-          <w:lang w:val="uk-UA" w:eastAsia="uk-UA"/>
-        </w:rPr>
-        <w:t xml:space="preserve"> = </w:t>
-      </w:r>
-      <w:proofErr w:type="spellStart"/>
-      <w:r>
-        <w:rPr>
-          <w:rFonts w:ascii="Courier New" w:eastAsia="Times New Roman" w:hAnsi="Courier New" w:cs="Courier New"/>
-          <w:color w:val="A9B7C6"/>
-          <w:sz w:val="20"/>
-          <w:szCs w:val="20"/>
-          <w:lang w:val="uk-UA" w:eastAsia="uk-UA"/>
-        </w:rPr>
-        <w:t>ctypes.CDLL</w:t>
-      </w:r>
-      <w:proofErr w:type="spellEnd"/>
-      <w:r>
-        <w:rPr>
-          <w:rFonts w:ascii="Courier New" w:eastAsia="Times New Roman" w:hAnsi="Courier New" w:cs="Courier New"/>
-          <w:color w:val="A9B7C6"/>
-          <w:sz w:val="20"/>
-          <w:szCs w:val="20"/>
-          <w:lang w:val="uk-UA" w:eastAsia="uk-UA"/>
-        </w:rPr>
-        <w:t>(</w:t>
-      </w:r>
-      <w:proofErr w:type="spellStart"/>
-      <w:r>
-        <w:rPr>
-          <w:rFonts w:ascii="Courier New" w:eastAsia="Times New Roman" w:hAnsi="Courier New" w:cs="Courier New"/>
-          <w:color w:val="A9B7C6"/>
-          <w:sz w:val="20"/>
-          <w:szCs w:val="20"/>
-          <w:lang w:val="uk-UA" w:eastAsia="uk-UA"/>
-        </w:rPr>
-        <w:t>libfile</w:t>
-      </w:r>
-      <w:proofErr w:type="spellEnd"/>
-      <w:r>
-        <w:rPr>
-          <w:rFonts w:ascii="Courier New" w:eastAsia="Times New Roman" w:hAnsi="Courier New" w:cs="Courier New"/>
-          <w:color w:val="A9B7C6"/>
-          <w:sz w:val="20"/>
-          <w:szCs w:val="20"/>
-          <w:lang w:val="uk-UA" w:eastAsia="uk-UA"/>
-        </w:rPr>
-        <w:t>)</w:t>
-      </w:r>
-    </w:p>
-    <w:p>
-      <w:pPr>
-        <w:rPr>
+          <w:rFonts w:ascii="Times New Roman" w:eastAsia="Times New Roman" w:hAnsi="Times New Roman" w:cs="Times New Roman"/>
+          <w:color w:val="A9B7C6"/>
+          <w:sz w:val="20"/>
+          <w:szCs w:val="20"/>
+          <w:lang w:val="uk-UA" w:eastAsia="uk-UA"/>
+        </w:rPr>
+      </w:pPr>
+      <w:r>
+        <w:rPr>
+          <w:rFonts w:ascii="Times New Roman" w:eastAsia="Times New Roman" w:hAnsi="Times New Roman" w:cs="Times New Roman"/>
+          <w:color w:val="A9B7C6"/>
+          <w:sz w:val="20"/>
+          <w:szCs w:val="20"/>
+          <w:lang w:val="uk-UA" w:eastAsia="uk-UA"/>
+        </w:rPr>
+        <w:t>lib = ctypes.CDLL(libfile)</w:t>
+      </w:r>
+    </w:p>
+    <w:p>
+      <w:pPr>
+        <w:rPr>
+          <w:rFonts w:ascii="Times New Roman" w:hAnsi="Times New Roman" w:cs="Times New Roman"/>
           <w:lang w:val="uk-UA"/>
         </w:rPr>
       </w:pPr>
@@ -2800,7 +1940,7 @@
         </w:numPr>
         <w:spacing w:before="100" w:beforeAutospacing="1" w:after="100" w:afterAutospacing="1" w:line="240" w:lineRule="auto"/>
         <w:rPr>
-          <w:rFonts w:ascii="Segoe UI" w:eastAsia="Times New Roman" w:hAnsi="Segoe UI" w:cs="Segoe UI"/>
+          <w:rFonts w:ascii="Times New Roman" w:eastAsia="Times New Roman" w:hAnsi="Times New Roman" w:cs="Times New Roman"/>
           <w:color w:val="161517"/>
           <w:sz w:val="21"/>
           <w:szCs w:val="21"/>
@@ -2809,77 +1949,70 @@
       </w:pPr>
       <w:r>
         <w:rPr>
-          <w:lang w:val="uk-UA"/>
-        </w:rPr>
-        <w:t xml:space="preserve">Чи </w:t>
-      </w:r>
-      <w:proofErr w:type="spellStart"/>
-      <w:r>
-        <w:rPr>
-          <w:lang w:val="uk-UA"/>
-        </w:rPr>
-        <w:t>підійде</w:t>
-      </w:r>
-      <w:proofErr w:type="spellEnd"/>
-      <w:r>
-        <w:rPr>
-          <w:lang w:val="uk-UA"/>
-        </w:rPr>
-        <w:t xml:space="preserve"> </w:t>
-      </w:r>
-      <w:proofErr w:type="spellStart"/>
-      <w:r>
-        <w:rPr>
+          <w:rFonts w:ascii="Times New Roman" w:hAnsi="Times New Roman" w:cs="Times New Roman"/>
+          <w:lang w:val="uk-UA"/>
+        </w:rPr>
+        <w:t xml:space="preserve">Чи підійде </w:t>
+      </w:r>
+      <w:r>
+        <w:rPr>
+          <w:rFonts w:ascii="Times New Roman" w:hAnsi="Times New Roman" w:cs="Times New Roman"/>
           <w:lang w:val="en-US"/>
         </w:rPr>
         <w:t>ctypes</w:t>
       </w:r>
-      <w:proofErr w:type="spellEnd"/>
-      <w:r>
-        <w:rPr>
+      <w:r>
+        <w:rPr>
+          <w:rFonts w:ascii="Times New Roman" w:hAnsi="Times New Roman" w:cs="Times New Roman"/>
           <w:lang w:val="uk-UA"/>
         </w:rPr>
         <w:t>.</w:t>
       </w:r>
       <w:r>
         <w:rPr>
+          <w:rFonts w:ascii="Times New Roman" w:hAnsi="Times New Roman" w:cs="Times New Roman"/>
           <w:lang w:val="en-US"/>
         </w:rPr>
         <w:t>c</w:t>
       </w:r>
       <w:r>
         <w:rPr>
+          <w:rFonts w:ascii="Times New Roman" w:hAnsi="Times New Roman" w:cs="Times New Roman"/>
           <w:lang w:val="uk-UA"/>
         </w:rPr>
         <w:t>_</w:t>
       </w:r>
       <w:r>
         <w:rPr>
+          <w:rFonts w:ascii="Times New Roman" w:hAnsi="Times New Roman" w:cs="Times New Roman"/>
           <w:lang w:val="en-US"/>
         </w:rPr>
         <w:t>size</w:t>
       </w:r>
       <w:r>
         <w:rPr>
+          <w:rFonts w:ascii="Times New Roman" w:hAnsi="Times New Roman" w:cs="Times New Roman"/>
           <w:lang w:val="uk-UA"/>
         </w:rPr>
         <w:t>_</w:t>
       </w:r>
       <w:r>
         <w:rPr>
+          <w:rFonts w:ascii="Times New Roman" w:hAnsi="Times New Roman" w:cs="Times New Roman"/>
           <w:lang w:val="en-US"/>
         </w:rPr>
         <w:t>t</w:t>
       </w:r>
       <w:r>
         <w:rPr>
+          <w:rFonts w:ascii="Times New Roman" w:hAnsi="Times New Roman" w:cs="Times New Roman"/>
           <w:lang w:val="uk-UA"/>
         </w:rPr>
         <w:t xml:space="preserve"> (</w:t>
       </w:r>
       <w:r>
         <w:rPr>
-          <w:rFonts w:ascii="Courier New" w:eastAsia="Times New Roman" w:hAnsi="Courier New" w:cs="Courier New"/>
+          <w:rFonts w:ascii="Times New Roman" w:eastAsia="Times New Roman" w:hAnsi="Times New Roman" w:cs="Times New Roman"/>
           <w:b/>
           <w:bCs/>
           <w:color w:val="161517"/>
@@ -2891,38 +2024,29 @@
       </w:r>
       <w:r>
         <w:rPr>
-          <w:rFonts w:ascii="Segoe UI" w:eastAsia="Times New Roman" w:hAnsi="Segoe UI" w:cs="Segoe UI"/>
+          <w:rFonts w:ascii="Times New Roman" w:eastAsia="Times New Roman" w:hAnsi="Times New Roman" w:cs="Times New Roman"/>
           <w:color w:val="161517"/>
           <w:sz w:val="21"/>
           <w:szCs w:val="21"/>
           <w:lang w:val="uk-UA" w:eastAsia="uk-UA"/>
         </w:rPr>
-        <w:t> — [0 : 65535]</w:t>
-      </w:r>
-      <w:r>
-        <w:rPr>
-          <w:rFonts w:ascii="Segoe UI" w:eastAsia="Times New Roman" w:hAnsi="Segoe UI" w:cs="Segoe UI"/>
+        <w:t> — [0 : 65535])</w:t>
+      </w:r>
+      <w:r>
+        <w:rPr>
+          <w:rFonts w:ascii="Times New Roman" w:eastAsia="Times New Roman" w:hAnsi="Times New Roman" w:cs="Times New Roman"/>
           <w:color w:val="161517"/>
           <w:sz w:val="21"/>
           <w:szCs w:val="21"/>
           <w:lang w:val="uk-UA" w:eastAsia="uk-UA"/>
         </w:rPr>
-        <w:t>)</w:t>
-      </w:r>
-      <w:r>
-        <w:rPr>
-          <w:rFonts w:ascii="Segoe UI" w:eastAsia="Times New Roman" w:hAnsi="Segoe UI" w:cs="Segoe UI"/>
-          <w:color w:val="161517"/>
-          <w:sz w:val="21"/>
-          <w:szCs w:val="21"/>
-          <w:lang w:val="uk-UA" w:eastAsia="uk-UA"/>
-        </w:rPr>
         <w:t>?</w:t>
       </w:r>
     </w:p>
     <w:p>
       <w:pPr>
         <w:rPr>
+          <w:rFonts w:ascii="Times New Roman" w:hAnsi="Times New Roman" w:cs="Times New Roman"/>
           <w:lang w:val="uk-UA"/>
         </w:rPr>
       </w:pPr>
@@ -2950,70 +2074,27 @@
         </w:tabs>
         <w:spacing w:after="0" w:line="240" w:lineRule="auto"/>
         <w:rPr>
-          <w:rFonts w:ascii="Courier New" w:eastAsia="Times New Roman" w:hAnsi="Courier New" w:cs="Courier New"/>
-          <w:color w:val="A9B7C6"/>
-          <w:sz w:val="20"/>
-          <w:szCs w:val="20"/>
-          <w:lang w:val="uk-UA" w:eastAsia="uk-UA"/>
-        </w:rPr>
-      </w:pPr>
-      <w:r>
-        <w:rPr>
-          <w:rFonts w:ascii="Courier New" w:eastAsia="Times New Roman" w:hAnsi="Courier New" w:cs="Courier New"/>
+          <w:rFonts w:ascii="Times New Roman" w:eastAsia="Times New Roman" w:hAnsi="Times New Roman" w:cs="Times New Roman"/>
+          <w:color w:val="A9B7C6"/>
+          <w:sz w:val="20"/>
+          <w:szCs w:val="20"/>
+          <w:lang w:val="uk-UA" w:eastAsia="uk-UA"/>
+        </w:rPr>
+      </w:pPr>
+      <w:r>
+        <w:rPr>
+          <w:rFonts w:ascii="Times New Roman" w:eastAsia="Times New Roman" w:hAnsi="Times New Roman" w:cs="Times New Roman"/>
           <w:color w:val="A9B7C6"/>
           <w:sz w:val="20"/>
           <w:szCs w:val="20"/>
           <w:lang w:val="uk-UA" w:eastAsia="uk-UA"/>
         </w:rPr>
         <w:br/>
-      </w:r>
-      <w:proofErr w:type="spellStart"/>
-      <w:r>
-        <w:rPr>
-          <w:rFonts w:ascii="Courier New" w:eastAsia="Times New Roman" w:hAnsi="Courier New" w:cs="Courier New"/>
-          <w:color w:val="A9B7C6"/>
-          <w:sz w:val="20"/>
-          <w:szCs w:val="20"/>
-          <w:lang w:val="uk-UA" w:eastAsia="uk-UA"/>
-        </w:rPr>
-        <w:t>libhfd</w:t>
-      </w:r>
-      <w:proofErr w:type="spellEnd"/>
-      <w:r>
-        <w:rPr>
-          <w:rFonts w:ascii="Courier New" w:eastAsia="Times New Roman" w:hAnsi="Courier New" w:cs="Courier New"/>
-          <w:color w:val="A9B7C6"/>
-          <w:sz w:val="20"/>
-          <w:szCs w:val="20"/>
-          <w:lang w:val="uk-UA" w:eastAsia="uk-UA"/>
-        </w:rPr>
-        <w:t xml:space="preserve"> = </w:t>
-      </w:r>
-      <w:proofErr w:type="spellStart"/>
-      <w:r>
-        <w:rPr>
-          <w:rFonts w:ascii="Courier New" w:eastAsia="Times New Roman" w:hAnsi="Courier New" w:cs="Courier New"/>
-          <w:color w:val="A9B7C6"/>
-          <w:sz w:val="20"/>
-          <w:szCs w:val="20"/>
-          <w:lang w:val="uk-UA" w:eastAsia="uk-UA"/>
-        </w:rPr>
-        <w:t>init_lib</w:t>
-      </w:r>
-      <w:proofErr w:type="spellEnd"/>
-      <w:r>
-        <w:rPr>
-          <w:rFonts w:ascii="Courier New" w:eastAsia="Times New Roman" w:hAnsi="Courier New" w:cs="Courier New"/>
-          <w:color w:val="A9B7C6"/>
-          <w:sz w:val="20"/>
-          <w:szCs w:val="20"/>
-          <w:lang w:val="uk-UA" w:eastAsia="uk-UA"/>
-        </w:rPr>
-        <w:t>()</w:t>
-      </w:r>
-      <w:r>
-        <w:rPr>
-          <w:rFonts w:ascii="Courier New" w:eastAsia="Times New Roman" w:hAnsi="Courier New" w:cs="Courier New"/>
+        <w:t>libhfd = init_lib()</w:t>
+      </w:r>
+      <w:r>
+        <w:rPr>
+          <w:rFonts w:ascii="Times New Roman" w:eastAsia="Times New Roman" w:hAnsi="Times New Roman" w:cs="Times New Roman"/>
           <w:color w:val="A9B7C6"/>
           <w:sz w:val="20"/>
           <w:szCs w:val="20"/>
@@ -3023,138 +2104,37 @@
       </w:r>
       <w:r>
         <w:rPr>
-          <w:rFonts w:ascii="Courier New" w:eastAsia="Times New Roman" w:hAnsi="Courier New" w:cs="Courier New"/>
+          <w:rFonts w:ascii="Times New Roman" w:eastAsia="Times New Roman" w:hAnsi="Times New Roman" w:cs="Times New Roman"/>
           <w:color w:val="808080"/>
           <w:sz w:val="20"/>
           <w:szCs w:val="20"/>
           <w:lang w:val="uk-UA" w:eastAsia="uk-UA"/>
         </w:rPr>
-        <w:t xml:space="preserve">## </w:t>
-      </w:r>
-      <w:proofErr w:type="spellStart"/>
-      <w:r>
-        <w:rPr>
-          <w:rFonts w:ascii="Courier New" w:eastAsia="Times New Roman" w:hAnsi="Courier New" w:cs="Courier New"/>
+        <w:t>## Run the C code here</w:t>
+      </w:r>
+      <w:r>
+        <w:rPr>
+          <w:rFonts w:ascii="Times New Roman" w:eastAsia="Times New Roman" w:hAnsi="Times New Roman" w:cs="Times New Roman"/>
           <w:color w:val="808080"/>
           <w:sz w:val="20"/>
           <w:szCs w:val="20"/>
           <w:lang w:val="uk-UA" w:eastAsia="uk-UA"/>
         </w:rPr>
-        <w:t>Run</w:t>
-      </w:r>
-      <w:proofErr w:type="spellEnd"/>
-      <w:r>
-        <w:rPr>
-          <w:rFonts w:ascii="Courier New" w:eastAsia="Times New Roman" w:hAnsi="Courier New" w:cs="Courier New"/>
-          <w:color w:val="808080"/>
-          <w:sz w:val="20"/>
-          <w:szCs w:val="20"/>
-          <w:lang w:val="uk-UA" w:eastAsia="uk-UA"/>
-        </w:rPr>
-        <w:t xml:space="preserve"> </w:t>
-      </w:r>
-      <w:proofErr w:type="spellStart"/>
-      <w:r>
-        <w:rPr>
-          <w:rFonts w:ascii="Courier New" w:eastAsia="Times New Roman" w:hAnsi="Courier New" w:cs="Courier New"/>
-          <w:color w:val="808080"/>
-          <w:sz w:val="20"/>
-          <w:szCs w:val="20"/>
-          <w:lang w:val="uk-UA" w:eastAsia="uk-UA"/>
-        </w:rPr>
-        <w:t>the</w:t>
-      </w:r>
-      <w:proofErr w:type="spellEnd"/>
-      <w:r>
-        <w:rPr>
-          <w:rFonts w:ascii="Courier New" w:eastAsia="Times New Roman" w:hAnsi="Courier New" w:cs="Courier New"/>
-          <w:color w:val="808080"/>
-          <w:sz w:val="20"/>
-          <w:szCs w:val="20"/>
-          <w:lang w:val="uk-UA" w:eastAsia="uk-UA"/>
-        </w:rPr>
-        <w:t xml:space="preserve"> C </w:t>
-      </w:r>
-      <w:proofErr w:type="spellStart"/>
-      <w:r>
-        <w:rPr>
-          <w:rFonts w:ascii="Courier New" w:eastAsia="Times New Roman" w:hAnsi="Courier New" w:cs="Courier New"/>
-          <w:color w:val="808080"/>
-          <w:sz w:val="20"/>
-          <w:szCs w:val="20"/>
-          <w:lang w:val="uk-UA" w:eastAsia="uk-UA"/>
-        </w:rPr>
-        <w:t>code</w:t>
-      </w:r>
-      <w:proofErr w:type="spellEnd"/>
-      <w:r>
-        <w:rPr>
-          <w:rFonts w:ascii="Courier New" w:eastAsia="Times New Roman" w:hAnsi="Courier New" w:cs="Courier New"/>
-          <w:color w:val="808080"/>
-          <w:sz w:val="20"/>
-          <w:szCs w:val="20"/>
-          <w:lang w:val="uk-UA" w:eastAsia="uk-UA"/>
-        </w:rPr>
-        <w:t xml:space="preserve"> </w:t>
-      </w:r>
-      <w:proofErr w:type="spellStart"/>
-      <w:r>
-        <w:rPr>
-          <w:rFonts w:ascii="Courier New" w:eastAsia="Times New Roman" w:hAnsi="Courier New" w:cs="Courier New"/>
-          <w:color w:val="808080"/>
-          <w:sz w:val="20"/>
-          <w:szCs w:val="20"/>
-          <w:lang w:val="uk-UA" w:eastAsia="uk-UA"/>
-        </w:rPr>
-        <w:t>here</w:t>
-      </w:r>
-      <w:proofErr w:type="spellEnd"/>
-      <w:r>
-        <w:rPr>
-          <w:rFonts w:ascii="Courier New" w:eastAsia="Times New Roman" w:hAnsi="Courier New" w:cs="Courier New"/>
-          <w:color w:val="808080"/>
-          <w:sz w:val="20"/>
-          <w:szCs w:val="20"/>
-          <w:lang w:val="uk-UA" w:eastAsia="uk-UA"/>
-        </w:rPr>
         <w:br/>
       </w:r>
-      <w:proofErr w:type="spellStart"/>
-      <w:r>
-        <w:rPr>
-          <w:rFonts w:ascii="Courier New" w:eastAsia="Times New Roman" w:hAnsi="Courier New" w:cs="Courier New"/>
-          <w:color w:val="A9B7C6"/>
-          <w:sz w:val="20"/>
-          <w:szCs w:val="20"/>
-          <w:lang w:val="uk-UA" w:eastAsia="uk-UA"/>
-        </w:rPr>
-        <w:t>libhfd.curve_length</w:t>
-      </w:r>
-      <w:proofErr w:type="spellEnd"/>
-      <w:r>
-        <w:rPr>
-          <w:rFonts w:ascii="Courier New" w:eastAsia="Times New Roman" w:hAnsi="Courier New" w:cs="Courier New"/>
-          <w:color w:val="A9B7C6"/>
-          <w:sz w:val="20"/>
-          <w:szCs w:val="20"/>
-          <w:lang w:val="uk-UA" w:eastAsia="uk-UA"/>
-        </w:rPr>
-        <w:t>(</w:t>
-      </w:r>
-      <w:proofErr w:type="spellStart"/>
-      <w:r>
-        <w:rPr>
-          <w:rFonts w:ascii="Courier New" w:eastAsia="Times New Roman" w:hAnsi="Courier New" w:cs="Courier New"/>
-          <w:color w:val="A9B7C6"/>
-          <w:sz w:val="20"/>
-          <w:szCs w:val="20"/>
-          <w:lang w:val="uk-UA" w:eastAsia="uk-UA"/>
-        </w:rPr>
-        <w:t>k_arr</w:t>
-      </w:r>
-      <w:r>
-        <w:rPr>
-          <w:rFonts w:ascii="Courier New" w:eastAsia="Times New Roman" w:hAnsi="Courier New" w:cs="Courier New"/>
+      <w:r>
+        <w:rPr>
+          <w:rFonts w:ascii="Times New Roman" w:eastAsia="Times New Roman" w:hAnsi="Times New Roman" w:cs="Times New Roman"/>
+          <w:color w:val="A9B7C6"/>
+          <w:sz w:val="20"/>
+          <w:szCs w:val="20"/>
+          <w:lang w:val="uk-UA" w:eastAsia="uk-UA"/>
+        </w:rPr>
+        <w:t>libhfd.curve_length(k_arr</w:t>
+      </w:r>
+      <w:r>
+        <w:rPr>
+          <w:rFonts w:ascii="Times New Roman" w:eastAsia="Times New Roman" w:hAnsi="Times New Roman" w:cs="Times New Roman"/>
           <w:color w:val="CC7832"/>
           <w:sz w:val="20"/>
           <w:szCs w:val="20"/>
@@ -3164,7 +2144,7 @@
       </w:r>
       <w:r>
         <w:rPr>
-          <w:rFonts w:ascii="Courier New" w:eastAsia="Times New Roman" w:hAnsi="Courier New" w:cs="Courier New"/>
+          <w:rFonts w:ascii="Times New Roman" w:eastAsia="Times New Roman" w:hAnsi="Times New Roman" w:cs="Times New Roman"/>
           <w:color w:val="A9B7C6"/>
           <w:sz w:val="20"/>
           <w:szCs w:val="20"/>
@@ -3174,7 +2154,7 @@
       </w:r>
       <w:r>
         <w:rPr>
-          <w:rFonts w:ascii="Courier New" w:eastAsia="Times New Roman" w:hAnsi="Courier New" w:cs="Courier New"/>
+          <w:rFonts w:ascii="Times New Roman" w:eastAsia="Times New Roman" w:hAnsi="Times New Roman" w:cs="Times New Roman"/>
           <w:color w:val="CC7832"/>
           <w:sz w:val="20"/>
           <w:szCs w:val="20"/>
@@ -3184,7 +2164,7 @@
       </w:r>
       <w:r>
         <w:rPr>
-          <w:rFonts w:ascii="Courier New" w:eastAsia="Times New Roman" w:hAnsi="Courier New" w:cs="Courier New"/>
+          <w:rFonts w:ascii="Times New Roman" w:eastAsia="Times New Roman" w:hAnsi="Times New Roman" w:cs="Times New Roman"/>
           <w:color w:val="A9B7C6"/>
           <w:sz w:val="20"/>
           <w:szCs w:val="20"/>
@@ -3194,7 +2174,7 @@
       </w:r>
       <w:r>
         <w:rPr>
-          <w:rFonts w:ascii="Courier New" w:eastAsia="Times New Roman" w:hAnsi="Courier New" w:cs="Courier New"/>
+          <w:rFonts w:ascii="Times New Roman" w:eastAsia="Times New Roman" w:hAnsi="Times New Roman" w:cs="Times New Roman"/>
           <w:color w:val="CC7832"/>
           <w:sz w:val="20"/>
           <w:szCs w:val="20"/>
@@ -3204,7 +2184,7 @@
       </w:r>
       <w:r>
         <w:rPr>
-          <w:rFonts w:ascii="Courier New" w:eastAsia="Times New Roman" w:hAnsi="Courier New" w:cs="Courier New"/>
+          <w:rFonts w:ascii="Times New Roman" w:eastAsia="Times New Roman" w:hAnsi="Times New Roman" w:cs="Times New Roman"/>
           <w:color w:val="A9B7C6"/>
           <w:sz w:val="20"/>
           <w:szCs w:val="20"/>
@@ -3214,7 +2194,7 @@
       </w:r>
       <w:r>
         <w:rPr>
-          <w:rFonts w:ascii="Courier New" w:eastAsia="Times New Roman" w:hAnsi="Courier New" w:cs="Courier New"/>
+          <w:rFonts w:ascii="Times New Roman" w:eastAsia="Times New Roman" w:hAnsi="Times New Roman" w:cs="Times New Roman"/>
           <w:color w:val="CC7832"/>
           <w:sz w:val="20"/>
           <w:szCs w:val="20"/>
@@ -3224,36 +2204,27 @@
       </w:r>
       <w:r>
         <w:rPr>
-          <w:rFonts w:ascii="Courier New" w:eastAsia="Times New Roman" w:hAnsi="Courier New" w:cs="Courier New"/>
-          <w:color w:val="A9B7C6"/>
-          <w:sz w:val="20"/>
-          <w:szCs w:val="20"/>
-          <w:lang w:val="uk-UA" w:eastAsia="uk-UA"/>
-        </w:rPr>
-        <w:t>Lk</w:t>
-      </w:r>
-      <w:proofErr w:type="spellEnd"/>
-      <w:r>
-        <w:rPr>
-          <w:rFonts w:ascii="Courier New" w:eastAsia="Times New Roman" w:hAnsi="Courier New" w:cs="Courier New"/>
-          <w:color w:val="A9B7C6"/>
-          <w:sz w:val="20"/>
-          <w:szCs w:val="20"/>
-          <w:lang w:val="uk-UA" w:eastAsia="uk-UA"/>
-        </w:rPr>
-        <w:t>)</w:t>
-      </w:r>
-    </w:p>
-    <w:p>
-      <w:pPr>
-        <w:rPr>
-          <w:lang w:val="uk-UA"/>
-        </w:rPr>
-      </w:pPr>
-    </w:p>
-    <w:p>
-      <w:pPr>
-        <w:rPr>
+          <w:rFonts w:ascii="Times New Roman" w:eastAsia="Times New Roman" w:hAnsi="Times New Roman" w:cs="Times New Roman"/>
+          <w:color w:val="A9B7C6"/>
+          <w:sz w:val="20"/>
+          <w:szCs w:val="20"/>
+          <w:lang w:val="uk-UA" w:eastAsia="uk-UA"/>
+        </w:rPr>
+        <w:t>Lk)</w:t>
+      </w:r>
+    </w:p>
+    <w:p>
+      <w:pPr>
+        <w:rPr>
+          <w:rFonts w:ascii="Times New Roman" w:hAnsi="Times New Roman" w:cs="Times New Roman"/>
+          <w:lang w:val="uk-UA"/>
+        </w:rPr>
+      </w:pPr>
+    </w:p>
+    <w:p>
+      <w:pPr>
+        <w:rPr>
+          <w:rFonts w:ascii="Times New Roman" w:hAnsi="Times New Roman" w:cs="Times New Roman"/>
           <w:lang w:val="en-US"/>
         </w:rPr>
       </w:pPr>
@@ -3261,6 +2232,7 @@
     <w:p>
       <w:pPr>
         <w:rPr>
+          <w:rFonts w:ascii="Times New Roman" w:hAnsi="Times New Roman" w:cs="Times New Roman"/>
           <w:lang w:val="en-US"/>
         </w:rPr>
       </w:pPr>
@@ -3269,17 +2241,20 @@
       <w:pPr>
         <w:jc w:val="center"/>
         <w:rPr>
+          <w:rFonts w:ascii="Times New Roman" w:hAnsi="Times New Roman" w:cs="Times New Roman"/>
           <w:lang w:val="en-US"/>
         </w:rPr>
       </w:pPr>
       <w:r>
         <w:rPr>
+          <w:rFonts w:ascii="Times New Roman" w:hAnsi="Times New Roman" w:cs="Times New Roman"/>
           <w:lang w:val="uk-UA"/>
         </w:rPr>
         <w:t xml:space="preserve">Файл </w:t>
       </w:r>
       <w:r>
         <w:rPr>
+          <w:rFonts w:ascii="Times New Roman" w:hAnsi="Times New Roman" w:cs="Times New Roman"/>
           <w:lang w:val="en-US"/>
         </w:rPr>
         <w:t>examples</w:t>
@@ -3288,17 +2263,20 @@
     <w:p>
       <w:pPr>
         <w:rPr>
+          <w:rFonts w:ascii="Times New Roman" w:hAnsi="Times New Roman" w:cs="Times New Roman"/>
           <w:lang w:val="en-US"/>
         </w:rPr>
       </w:pPr>
       <w:r>
         <w:rPr>
+          <w:rFonts w:ascii="Times New Roman" w:hAnsi="Times New Roman" w:cs="Times New Roman"/>
           <w:lang w:val="uk-UA"/>
         </w:rPr>
         <w:t xml:space="preserve">Перевірити </w:t>
       </w:r>
       <w:r>
         <w:rPr>
+          <w:rFonts w:ascii="Times New Roman" w:hAnsi="Times New Roman" w:cs="Times New Roman"/>
           <w:lang w:val="en-US"/>
         </w:rPr>
         <w:t xml:space="preserve"> Brownian</w:t>
@@ -3315,7 +2293,7 @@
 </file>
 
 <file path=word/numbering.xml><?xml version="1.0" encoding="utf-8"?>
-<w:numbering xmlns:wpc="http://schemas.microsoft.com/office/word/2010/wordprocessingCanvas" xmlns:cx="http://schemas.microsoft.com/office/drawing/2014/chartex" xmlns:cx1="http://schemas.microsoft.com/office/drawing/2015/9/8/chartex" xmlns:cx2="http://schemas.microsoft.com/office/drawing/2015/10/21/chartex" xmlns:cx3="http://schemas.microsoft.com/office/drawing/2016/5/9/chartex" xmlns:cx4="http://schemas.microsoft.com/office/drawing/2016/5/10/chartex" xmlns:cx5="http://schemas.microsoft.com/office/drawing/2016/5/11/chartex" xmlns:cx6="http://schemas.microsoft.com/office/drawing/2016/5/12/chartex" xmlns:cx7="http://schemas.microsoft.com/office/drawing/2016/5/13/chartex" xmlns:cx8="http://schemas.microsoft.com/office/drawing/2016/5/14/chartex" xmlns:mc="http://schemas.openxmlformats.org/markup-compatibility/2006" xmlns:aink="http://schemas.microsoft.com/office/drawing/2016/ink" xmlns:am3d="http://schemas.microsoft.com/office/drawing/2017/model3d" xmlns:o="urn:schemas-microsoft-com:office:office" xmlns:oel="http://schemas.microsoft.com/office/2019/extlst" xmlns:r="http://schemas.openxmlformats.org/officeDocument/2006/relationships" xmlns:m="http://schemas.openxmlformats.org/officeDocument/2006/math" xmlns:v="urn:schemas-microsoft-com:vml" xmlns:wp14="http://schemas.microsoft.com/office/word/2010/wordprocessingDrawing" xmlns:wp="http://schemas.openxmlformats.org/drawingml/2006/wordprocessingDrawing" xmlns:w10="urn:schemas-microsoft-com:office:word" xmlns:w="http://schemas.openxmlformats.org/wordprocessingml/2006/main" xmlns:w14="http://schemas.microsoft.com/office/word/2010/wordml" xmlns:w15="http://schemas.microsoft.com/office/word/2012/wordml" xmlns:w16cex="http://schemas.microsoft.com/office/word/2018/wordml/cex" xmlns:w16cid="http://schemas.microsoft.com/office/word/2016/wordml/cid" xmlns:w16="http://schemas.microsoft.com/office/word/2018/wordml" xmlns:w16sdtdh="http://schemas.microsoft.com/office/word/2020/wordml/sdtdatahash" xmlns:w16se="http://schemas.microsoft.com/office/word/2015/wordml/symex" xmlns:wpg="http://schemas.microsoft.com/office/word/2010/wordprocessingGroup" xmlns:wpi="http://schemas.microsoft.com/office/word/2010/wordprocessingInk" xmlns:wne="http://schemas.microsoft.com/office/word/2006/wordml" xmlns:wps="http://schemas.microsoft.com/office/word/2010/wordprocessingShape" mc:Ignorable="w14 w15 w16se w16cid w16 w16cex w16sdtdh wp14">
+<w:numbering xmlns:wpc="http://schemas.microsoft.com/office/word/2010/wordprocessingCanvas" xmlns:cx="http://schemas.microsoft.com/office/drawing/2014/chartex" xmlns:cx1="http://schemas.microsoft.com/office/drawing/2015/9/8/chartex" xmlns:cx2="http://schemas.microsoft.com/office/drawing/2015/10/21/chartex" xmlns:cx3="http://schemas.microsoft.com/office/drawing/2016/5/9/chartex" xmlns:cx4="http://schemas.microsoft.com/office/drawing/2016/5/10/chartex" xmlns:cx5="http://schemas.microsoft.com/office/drawing/2016/5/11/chartex" xmlns:cx6="http://schemas.microsoft.com/office/drawing/2016/5/12/chartex" xmlns:cx7="http://schemas.microsoft.com/office/drawing/2016/5/13/chartex" xmlns:cx8="http://schemas.microsoft.com/office/drawing/2016/5/14/chartex" xmlns:mc="http://schemas.openxmlformats.org/markup-compatibility/2006" xmlns:aink="http://schemas.microsoft.com/office/drawing/2016/ink" xmlns:am3d="http://schemas.microsoft.com/office/drawing/2017/model3d" xmlns:o="urn:schemas-microsoft-com:office:office" xmlns:oel="http://schemas.microsoft.com/office/2019/extlst" xmlns:r="http://schemas.openxmlformats.org/officeDocument/2006/relationships" xmlns:m="http://schemas.openxmlformats.org/officeDocument/2006/math" xmlns:v="urn:schemas-microsoft-com:vml" xmlns:wp14="http://schemas.microsoft.com/office/word/2010/wordprocessingDrawing" xmlns:wp="http://schemas.openxmlformats.org/drawingml/2006/wordprocessingDrawing" xmlns:w10="urn:schemas-microsoft-com:office:word" xmlns:w="http://schemas.openxmlformats.org/wordprocessingml/2006/main" xmlns:w14="http://schemas.microsoft.com/office/word/2010/wordml" xmlns:w15="http://schemas.microsoft.com/office/word/2012/wordml" xmlns:w16cex="http://schemas.microsoft.com/office/word/2018/wordml/cex" xmlns:w16cid="http://schemas.microsoft.com/office/word/2016/wordml/cid" xmlns:w16="http://schemas.microsoft.com/office/word/2018/wordml" xmlns:w16du="http://schemas.microsoft.com/office/word/2023/wordml/word16du" xmlns:w16sdtdh="http://schemas.microsoft.com/office/word/2020/wordml/sdtdatahash" xmlns:w16sdtfl="http://schemas.microsoft.com/office/word/2024/wordml/sdtformatlock" xmlns:w16se="http://schemas.microsoft.com/office/word/2015/wordml/symex" xmlns:wpg="http://schemas.microsoft.com/office/word/2010/wordprocessingGroup" xmlns:wpi="http://schemas.microsoft.com/office/word/2010/wordprocessingInk" xmlns:wne="http://schemas.microsoft.com/office/word/2006/wordml" xmlns:wps="http://schemas.microsoft.com/office/word/2010/wordprocessingShape" mc:Ignorable="w14 w15 w16se w16cid w16 w16cex w16sdtdh w16sdtfl w16du wp14">
   <w:abstractNum w:abstractNumId="0" w15:restartNumberingAfterBreak="0">
     <w:nsid w:val="446930F7"/>
     <w:multiLevelType w:val="multilevel"/>
@@ -3472,7 +2450,7 @@
 </file>
 
 <file path=word/styles.xml><?xml version="1.0" encoding="utf-8"?>
-<w:styles xmlns:mc="http://schemas.openxmlformats.org/markup-compatibility/2006" xmlns:r="http://schemas.openxmlformats.org/officeDocument/2006/relationships" xmlns:w="http://schemas.openxmlformats.org/wordprocessingml/2006/main" xmlns:w14="http://schemas.microsoft.com/office/word/2010/wordml" xmlns:w15="http://schemas.microsoft.com/office/word/2012/wordml" xmlns:w16cex="http://schemas.microsoft.com/office/word/2018/wordml/cex" xmlns:w16cid="http://schemas.microsoft.com/office/word/2016/wordml/cid" xmlns:w16="http://schemas.microsoft.com/office/word/2018/wordml" xmlns:w16sdtdh="http://schemas.microsoft.com/office/word/2020/wordml/sdtdatahash" xmlns:w16se="http://schemas.microsoft.com/office/word/2015/wordml/symex" mc:Ignorable="w14 w15 w16se w16cid w16 w16cex w16sdtdh">
+<w:styles xmlns:mc="http://schemas.openxmlformats.org/markup-compatibility/2006" xmlns:r="http://schemas.openxmlformats.org/officeDocument/2006/relationships" xmlns:w="http://schemas.openxmlformats.org/wordprocessingml/2006/main" xmlns:w14="http://schemas.microsoft.com/office/word/2010/wordml" xmlns:w15="http://schemas.microsoft.com/office/word/2012/wordml" xmlns:w16cex="http://schemas.microsoft.com/office/word/2018/wordml/cex" xmlns:w16cid="http://schemas.microsoft.com/office/word/2016/wordml/cid" xmlns:w16="http://schemas.microsoft.com/office/word/2018/wordml" xmlns:w16du="http://schemas.microsoft.com/office/word/2023/wordml/word16du" xmlns:w16sdtdh="http://schemas.microsoft.com/office/word/2020/wordml/sdtdatahash" xmlns:w16sdtfl="http://schemas.microsoft.com/office/word/2024/wordml/sdtformatlock" xmlns:w16se="http://schemas.microsoft.com/office/word/2015/wordml/symex" mc:Ignorable="w14 w15 w16se w16cid w16 w16cex w16sdtdh w16sdtfl w16du">
   <w:docDefaults>
     <w:rPrDefault>
       <w:rPr>
